--- a/rapports/2026-06-06/EQ14/EQ14_enq3_v2/DR_malforme_1_11202E_11/51-70-04-26.docx
+++ b/rapports/2026-06-06/EQ14/EQ14_enq3_v2/DR_malforme_1_11202E_11/51-70-04-26.docx
@@ -297,7 +297,7 @@
           <w:color w:val="1F6FEB"/>
           <w:sz w:val="22"/>
         </w:rPr>
-        <w:t>⚠ INCOHÉRENCES À CORRIGER (153)</w:t>
+        <w:t>⚠ INCOHÉRENCES À CORRIGER (148)</w:t>
       </w:r>
     </w:p>
     <w:tbl>
@@ -2285,7 +2285,7 @@
                 <w:i w:val="0"/>
                 <w:sz w:val="17"/>
               </w:rPr>
-              <w:t>Incohérence!!! seulement les écoles privées paient les frais de scolarité (y compris les frais d'inscription).</w:t>
+              <w:t>Incohérent!! Le niveau d'instruction déclaré par l'un des enfants () au niveau de la section 1 de AMADOU HAMADY DIA diffère de celui donné par AMADOU HAMADY DIA lui-même qui affirme ne pas avoir frequenté l'école formelle.</w:t>
             </w:r>
           </w:p>
         </w:tc>
@@ -2375,7 +2375,7 @@
                 <w:i w:val="0"/>
                 <w:sz w:val="17"/>
               </w:rPr>
-              <w:t>Incohérent!! Le niveau d'instruction déclaré par l'un des enfants () au niveau de la section 1 de AMADOU HAMADY DIA diffère de celui donné par AMADOU HAMADY DIA lui-même qui affirme ne pas avoir frequenté l'école formelle.</w:t>
+              <w:t>Incohérent!! Le niveau d'instruction déclaré par l'un des enfants () au niveau de la section 1 de MAIMOUNA  BARRY diffère de celui donné par MAIMOUNA  BARRY lui-même qui affirme ne pas avoir frequenté l'école formelle.</w:t>
             </w:r>
           </w:p>
         </w:tc>
@@ -2465,7 +2465,7 @@
                 <w:i w:val="0"/>
                 <w:sz w:val="17"/>
               </w:rPr>
-              <w:t>Incohérent!! Le niveau d'instruction déclaré par l'un des enfants () au niveau de la section 1 de MAIMOUNA  BARRY diffère de celui donné par MAIMOUNA  BARRY lui-même qui affirme ne pas avoir frequenté l'école formelle.</w:t>
+              <w:t>Incohérent!! Le niveau d'instruction déclaré par l'un des enfants () au niveau de la section 1 de MAIMOUNA AMADOU DIALLO diffère de celui donné par MAIMOUNA AMADOU DIALLO lui-même qui affirme ne pas avoir frequenté l'école formelle.</w:t>
             </w:r>
           </w:p>
         </w:tc>
@@ -2555,7 +2555,7 @@
                 <w:i w:val="0"/>
                 <w:sz w:val="17"/>
               </w:rPr>
-              <w:t>Incohérent!! Le niveau d'instruction déclaré par l'un des enfants () au niveau de la section 1 de MAIMOUNA AMADOU DIALLO diffère de celui donné par MAIMOUNA AMADOU DIALLO lui-même qui affirme ne pas avoir frequenté l'école formelle.</w:t>
+              <w:t>Incohérent!! Le niveau d'instruction déclaré par l'un des enfants () au niveau de la section 1 de ROUGUI ADAMA DIALLO diffère de celui donné par ROUGUI ADAMA DIALLO lui-même qui affirme ne pas avoir frequenté l'école formelle.</w:t>
             </w:r>
           </w:p>
         </w:tc>
@@ -2645,7 +2645,7 @@
                 <w:i w:val="0"/>
                 <w:sz w:val="17"/>
               </w:rPr>
-              <w:t>Incohérent!! Le niveau d'instruction déclaré par l'un des enfants () au niveau de la section 1 de ROUGUI ADAMA DIALLO diffère de celui donné par ROUGUI ADAMA DIALLO lui-même qui affirme ne pas avoir frequenté l'école formelle.</w:t>
+              <w:t>Incohérent!! Le niveau d'instruction déclaré par l'un des enfants () au niveau de la section 1 de SAMBA HAMADI DIA diffère de celui donné par SAMBA HAMADI DIA lui-même qui affirme ne pas avoir frequenté l'école formelle.</w:t>
             </w:r>
           </w:p>
         </w:tc>
@@ -2678,6 +2678,1986 @@
                 <w:i w:val="0"/>
                 <w:sz w:val="16"/>
               </w:rPr>
+              <w:t>S20</w:t>
+              <w:br/>
+            </w:r>
+            <w:r>
+              <w:rPr>
+                <w:b w:val="0"/>
+                <w:i w:val="0"/>
+                <w:color w:val="64748B"/>
+                <w:sz w:val="14"/>
+              </w:rPr>
+              <w:t>Gouvernance / autres</w:t>
+            </w:r>
+          </w:p>
+        </w:tc>
+        <w:tc>
+          <w:tcPr>
+            <w:tcW w:type="dxa" w:w="1531"/>
+          </w:tcPr>
+          <w:p>
+            <w:r>
+              <w:rPr>
+                <w:b/>
+                <w:i w:val="0"/>
+                <w:color w:val="16A34A"/>
+                <w:sz w:val="16"/>
+              </w:rPr>
+              <w:t>—</w:t>
+            </w:r>
+          </w:p>
+        </w:tc>
+        <w:tc>
+          <w:tcPr>
+            <w:tcW w:type="dxa" w:w="1191"/>
+          </w:tcPr>
+          <w:p>
+            <w:r>
+              <w:rPr>
+                <w:b w:val="0"/>
+                <w:i w:val="0"/>
+                <w:color w:val="64748B"/>
+                <w:sz w:val="16"/>
+              </w:rPr>
+              <w:t>GT-CQ</w:t>
+            </w:r>
+          </w:p>
+        </w:tc>
+        <w:tc>
+          <w:tcPr>
+            <w:tcW w:type="dxa" w:w="4706"/>
+          </w:tcPr>
+          <w:p>
+            <w:r>
+              <w:rPr>
+                <w:b w:val="0"/>
+                <w:i w:val="0"/>
+                <w:sz w:val="17"/>
+              </w:rPr>
+              <w:t>Incohérence détectée ! Le ménage a précédemment déclaré vivre « Bien » ou « Assez bien » selon son revenu en 20A.02.</w:t>
+            </w:r>
+          </w:p>
+        </w:tc>
+      </w:tr>
+      <w:tr>
+        <w:tc>
+          <w:tcPr>
+            <w:tcW w:type="dxa" w:w="964"/>
+          </w:tcPr>
+          <w:p>
+            <w:r>
+              <w:rPr>
+                <w:b/>
+                <w:i w:val="0"/>
+                <w:color w:val="EA580C"/>
+                <w:sz w:val="16"/>
+              </w:rPr>
+              <w:t>Moyenne</w:t>
+            </w:r>
+          </w:p>
+        </w:tc>
+        <w:tc>
+          <w:tcPr>
+            <w:tcW w:type="dxa" w:w="1247"/>
+          </w:tcPr>
+          <w:p>
+            <w:r>
+              <w:rPr>
+                <w:b/>
+                <w:i w:val="0"/>
+                <w:sz w:val="16"/>
+              </w:rPr>
+              <w:t>S00</w:t>
+              <w:br/>
+            </w:r>
+            <w:r>
+              <w:rPr>
+                <w:b w:val="0"/>
+                <w:i w:val="0"/>
+                <w:color w:val="64748B"/>
+                <w:sz w:val="14"/>
+              </w:rPr>
+              <w:t>Identification</w:t>
+            </w:r>
+          </w:p>
+        </w:tc>
+        <w:tc>
+          <w:tcPr>
+            <w:tcW w:type="dxa" w:w="1531"/>
+          </w:tcPr>
+          <w:p>
+            <w:r>
+              <w:rPr>
+                <w:b/>
+                <w:i w:val="0"/>
+                <w:color w:val="16A34A"/>
+                <w:sz w:val="16"/>
+              </w:rPr>
+              <w:t>—</w:t>
+            </w:r>
+          </w:p>
+        </w:tc>
+        <w:tc>
+          <w:tcPr>
+            <w:tcW w:type="dxa" w:w="1191"/>
+          </w:tcPr>
+          <w:p>
+            <w:r>
+              <w:rPr>
+                <w:b w:val="0"/>
+                <w:i w:val="0"/>
+                <w:color w:val="64748B"/>
+                <w:sz w:val="16"/>
+              </w:rPr>
+              <w:t>GT-CQ</w:t>
+            </w:r>
+          </w:p>
+        </w:tc>
+        <w:tc>
+          <w:tcPr>
+            <w:tcW w:type="dxa" w:w="4706"/>
+          </w:tcPr>
+          <w:p>
+            <w:r>
+              <w:rPr>
+                <w:b w:val="0"/>
+                <w:i w:val="0"/>
+                <w:sz w:val="17"/>
+              </w:rPr>
+              <w:t>Les coordonnées GPS ménage prises lors de l'enquête principale diffèrent de celles du dénombrement, êtes vous sûr d'avoir enquêté le bon ménage si non chercher le bon ménage.</w:t>
+            </w:r>
+          </w:p>
+        </w:tc>
+      </w:tr>
+      <w:tr>
+        <w:tc>
+          <w:tcPr>
+            <w:tcW w:type="dxa" w:w="964"/>
+          </w:tcPr>
+          <w:p>
+            <w:r>
+              <w:rPr>
+                <w:b/>
+                <w:i w:val="0"/>
+                <w:color w:val="EA580C"/>
+                <w:sz w:val="16"/>
+              </w:rPr>
+              <w:t>Moyenne</w:t>
+            </w:r>
+          </w:p>
+        </w:tc>
+        <w:tc>
+          <w:tcPr>
+            <w:tcW w:type="dxa" w:w="1247"/>
+          </w:tcPr>
+          <w:p>
+            <w:r>
+              <w:rPr>
+                <w:b/>
+                <w:i w:val="0"/>
+                <w:sz w:val="16"/>
+              </w:rPr>
+              <w:t>S00</w:t>
+              <w:br/>
+            </w:r>
+            <w:r>
+              <w:rPr>
+                <w:b w:val="0"/>
+                <w:i w:val="0"/>
+                <w:color w:val="64748B"/>
+                <w:sz w:val="14"/>
+              </w:rPr>
+              <w:t>Identification</w:t>
+            </w:r>
+          </w:p>
+        </w:tc>
+        <w:tc>
+          <w:tcPr>
+            <w:tcW w:type="dxa" w:w="1531"/>
+          </w:tcPr>
+          <w:p>
+            <w:r>
+              <w:rPr>
+                <w:b/>
+                <w:i w:val="0"/>
+                <w:color w:val="16A34A"/>
+                <w:sz w:val="16"/>
+              </w:rPr>
+              <w:t>—</w:t>
+            </w:r>
+          </w:p>
+        </w:tc>
+        <w:tc>
+          <w:tcPr>
+            <w:tcW w:type="dxa" w:w="1191"/>
+          </w:tcPr>
+          <w:p>
+            <w:r>
+              <w:rPr>
+                <w:b w:val="0"/>
+                <w:i w:val="0"/>
+                <w:color w:val="64748B"/>
+                <w:sz w:val="16"/>
+              </w:rPr>
+              <w:t>GT-CQ</w:t>
+            </w:r>
+          </w:p>
+        </w:tc>
+        <w:tc>
+          <w:tcPr>
+            <w:tcW w:type="dxa" w:w="4706"/>
+          </w:tcPr>
+          <w:p>
+            <w:r>
+              <w:rPr>
+                <w:b w:val="0"/>
+                <w:i w:val="0"/>
+                <w:sz w:val="17"/>
+              </w:rPr>
+              <w:t>L'adresse ou la localisation du ménage doit être bien renseignée, ne doit pas contenir des numéros de téléphone et elle semble courte pour être une adresse.</w:t>
+            </w:r>
+          </w:p>
+        </w:tc>
+      </w:tr>
+      <w:tr>
+        <w:tc>
+          <w:tcPr>
+            <w:tcW w:type="dxa" w:w="964"/>
+          </w:tcPr>
+          <w:p>
+            <w:r>
+              <w:rPr>
+                <w:b/>
+                <w:i w:val="0"/>
+                <w:color w:val="EA580C"/>
+                <w:sz w:val="16"/>
+              </w:rPr>
+              <w:t>Moyenne</w:t>
+            </w:r>
+          </w:p>
+        </w:tc>
+        <w:tc>
+          <w:tcPr>
+            <w:tcW w:type="dxa" w:w="1247"/>
+          </w:tcPr>
+          <w:p>
+            <w:r>
+              <w:rPr>
+                <w:b/>
+                <w:i w:val="0"/>
+                <w:sz w:val="16"/>
+              </w:rPr>
+              <w:t>S00</w:t>
+              <w:br/>
+            </w:r>
+            <w:r>
+              <w:rPr>
+                <w:b w:val="0"/>
+                <w:i w:val="0"/>
+                <w:color w:val="64748B"/>
+                <w:sz w:val="14"/>
+              </w:rPr>
+              <w:t>Identification</w:t>
+            </w:r>
+          </w:p>
+        </w:tc>
+        <w:tc>
+          <w:tcPr>
+            <w:tcW w:type="dxa" w:w="1531"/>
+          </w:tcPr>
+          <w:p>
+            <w:r>
+              <w:rPr>
+                <w:b/>
+                <w:i w:val="0"/>
+                <w:color w:val="16A34A"/>
+                <w:sz w:val="16"/>
+              </w:rPr>
+              <w:t>—</w:t>
+            </w:r>
+          </w:p>
+        </w:tc>
+        <w:tc>
+          <w:tcPr>
+            <w:tcW w:type="dxa" w:w="1191"/>
+          </w:tcPr>
+          <w:p>
+            <w:r>
+              <w:rPr>
+                <w:b w:val="0"/>
+                <w:i w:val="0"/>
+                <w:color w:val="64748B"/>
+                <w:sz w:val="16"/>
+              </w:rPr>
+              <w:t>GT-CQ</w:t>
+            </w:r>
+          </w:p>
+        </w:tc>
+        <w:tc>
+          <w:tcPr>
+            <w:tcW w:type="dxa" w:w="4706"/>
+          </w:tcPr>
+          <w:p>
+            <w:r>
+              <w:rPr>
+                <w:b w:val="0"/>
+                <w:i w:val="0"/>
+                <w:sz w:val="17"/>
+              </w:rPr>
+              <w:t>Prière de renseigner la bonne adresse.</w:t>
+            </w:r>
+          </w:p>
+        </w:tc>
+      </w:tr>
+      <w:tr>
+        <w:tc>
+          <w:tcPr>
+            <w:tcW w:type="dxa" w:w="964"/>
+          </w:tcPr>
+          <w:p>
+            <w:r>
+              <w:rPr>
+                <w:b/>
+                <w:i w:val="0"/>
+                <w:color w:val="EA580C"/>
+                <w:sz w:val="16"/>
+              </w:rPr>
+              <w:t>Moyenne</w:t>
+            </w:r>
+          </w:p>
+        </w:tc>
+        <w:tc>
+          <w:tcPr>
+            <w:tcW w:type="dxa" w:w="1247"/>
+          </w:tcPr>
+          <w:p>
+            <w:r>
+              <w:rPr>
+                <w:b/>
+                <w:i w:val="0"/>
+                <w:sz w:val="16"/>
+              </w:rPr>
+              <w:t>S01</w:t>
+              <w:br/>
+            </w:r>
+            <w:r>
+              <w:rPr>
+                <w:b w:val="0"/>
+                <w:i w:val="0"/>
+                <w:color w:val="64748B"/>
+                <w:sz w:val="14"/>
+              </w:rPr>
+              <w:t>Démographie</w:t>
+            </w:r>
+          </w:p>
+        </w:tc>
+        <w:tc>
+          <w:tcPr>
+            <w:tcW w:type="dxa" w:w="1531"/>
+          </w:tcPr>
+          <w:p>
+            <w:r>
+              <w:rPr>
+                <w:b/>
+                <w:i w:val="0"/>
+                <w:color w:val="16A34A"/>
+                <w:sz w:val="16"/>
+              </w:rPr>
+              <w:t>—</w:t>
+            </w:r>
+          </w:p>
+        </w:tc>
+        <w:tc>
+          <w:tcPr>
+            <w:tcW w:type="dxa" w:w="1191"/>
+          </w:tcPr>
+          <w:p>
+            <w:r>
+              <w:rPr>
+                <w:b w:val="0"/>
+                <w:i w:val="0"/>
+                <w:color w:val="64748B"/>
+                <w:sz w:val="16"/>
+              </w:rPr>
+              <w:t>GT-CQ</w:t>
+            </w:r>
+          </w:p>
+        </w:tc>
+        <w:tc>
+          <w:tcPr>
+            <w:tcW w:type="dxa" w:w="4706"/>
+          </w:tcPr>
+          <w:p>
+            <w:r>
+              <w:rPr>
+                <w:b w:val="0"/>
+                <w:i w:val="0"/>
+                <w:sz w:val="17"/>
+              </w:rPr>
+              <w:t>Attention ! Le montant (9999 Fcfa) dépensé ou reçu en cadeau pour les cartes prépayées, les transferts de crédit et les abonnements de  FATY DIA est relativement élevé par rapport aux autres montants depansés observés dans cette zone.</w:t>
+            </w:r>
+          </w:p>
+        </w:tc>
+      </w:tr>
+      <w:tr>
+        <w:tc>
+          <w:tcPr>
+            <w:tcW w:type="dxa" w:w="964"/>
+          </w:tcPr>
+          <w:p>
+            <w:r>
+              <w:rPr>
+                <w:b/>
+                <w:i w:val="0"/>
+                <w:color w:val="EA580C"/>
+                <w:sz w:val="16"/>
+              </w:rPr>
+              <w:t>Moyenne</w:t>
+            </w:r>
+          </w:p>
+        </w:tc>
+        <w:tc>
+          <w:tcPr>
+            <w:tcW w:type="dxa" w:w="1247"/>
+          </w:tcPr>
+          <w:p>
+            <w:r>
+              <w:rPr>
+                <w:b/>
+                <w:i w:val="0"/>
+                <w:sz w:val="16"/>
+              </w:rPr>
+              <w:t>S01</w:t>
+              <w:br/>
+            </w:r>
+            <w:r>
+              <w:rPr>
+                <w:b w:val="0"/>
+                <w:i w:val="0"/>
+                <w:color w:val="64748B"/>
+                <w:sz w:val="14"/>
+              </w:rPr>
+              <w:t>Démographie</w:t>
+            </w:r>
+          </w:p>
+        </w:tc>
+        <w:tc>
+          <w:tcPr>
+            <w:tcW w:type="dxa" w:w="1531"/>
+          </w:tcPr>
+          <w:p>
+            <w:r>
+              <w:rPr>
+                <w:b/>
+                <w:i w:val="0"/>
+                <w:color w:val="16A34A"/>
+                <w:sz w:val="16"/>
+              </w:rPr>
+              <w:t>—</w:t>
+            </w:r>
+          </w:p>
+        </w:tc>
+        <w:tc>
+          <w:tcPr>
+            <w:tcW w:type="dxa" w:w="1191"/>
+          </w:tcPr>
+          <w:p>
+            <w:r>
+              <w:rPr>
+                <w:b w:val="0"/>
+                <w:i w:val="0"/>
+                <w:color w:val="64748B"/>
+                <w:sz w:val="16"/>
+              </w:rPr>
+              <w:t>GT-CQ</w:t>
+            </w:r>
+          </w:p>
+        </w:tc>
+        <w:tc>
+          <w:tcPr>
+            <w:tcW w:type="dxa" w:w="4706"/>
+          </w:tcPr>
+          <w:p>
+            <w:r>
+              <w:rPr>
+                <w:b w:val="0"/>
+                <w:i w:val="0"/>
+                <w:sz w:val="17"/>
+              </w:rPr>
+              <w:t>Prière de corriger ou de confirmer avec le QG.</w:t>
+            </w:r>
+          </w:p>
+        </w:tc>
+      </w:tr>
+      <w:tr>
+        <w:tc>
+          <w:tcPr>
+            <w:tcW w:type="dxa" w:w="964"/>
+          </w:tcPr>
+          <w:p>
+            <w:r>
+              <w:rPr>
+                <w:b/>
+                <w:i w:val="0"/>
+                <w:color w:val="EA580C"/>
+                <w:sz w:val="16"/>
+              </w:rPr>
+              <w:t>Moyenne</w:t>
+            </w:r>
+          </w:p>
+        </w:tc>
+        <w:tc>
+          <w:tcPr>
+            <w:tcW w:type="dxa" w:w="1247"/>
+          </w:tcPr>
+          <w:p>
+            <w:r>
+              <w:rPr>
+                <w:b/>
+                <w:i w:val="0"/>
+                <w:sz w:val="16"/>
+              </w:rPr>
+              <w:t>S01</w:t>
+              <w:br/>
+            </w:r>
+            <w:r>
+              <w:rPr>
+                <w:b w:val="0"/>
+                <w:i w:val="0"/>
+                <w:color w:val="64748B"/>
+                <w:sz w:val="14"/>
+              </w:rPr>
+              <w:t>Démographie</w:t>
+            </w:r>
+          </w:p>
+        </w:tc>
+        <w:tc>
+          <w:tcPr>
+            <w:tcW w:type="dxa" w:w="1531"/>
+          </w:tcPr>
+          <w:p>
+            <w:r>
+              <w:rPr>
+                <w:b/>
+                <w:i w:val="0"/>
+                <w:color w:val="16A34A"/>
+                <w:sz w:val="16"/>
+              </w:rPr>
+              <w:t>s01q41a, s01q00b</w:t>
+            </w:r>
+          </w:p>
+        </w:tc>
+        <w:tc>
+          <w:tcPr>
+            <w:tcW w:type="dxa" w:w="1191"/>
+          </w:tcPr>
+          <w:p>
+            <w:r>
+              <w:rPr>
+                <w:b w:val="0"/>
+                <w:i w:val="0"/>
+                <w:color w:val="64748B"/>
+                <w:sz w:val="16"/>
+              </w:rPr>
+              <w:t>GT-CQ</w:t>
+            </w:r>
+          </w:p>
+        </w:tc>
+        <w:tc>
+          <w:tcPr>
+            <w:tcW w:type="dxa" w:w="4706"/>
+          </w:tcPr>
+          <w:p>
+            <w:r>
+              <w:rPr>
+                <w:b w:val="0"/>
+                <w:i w:val="0"/>
+                <w:sz w:val="17"/>
+              </w:rPr>
+              <w:t>Attention ! Le montant (9999 Fcfa) dépensé ou reçu en cadeau pour les recharges internet ou de forfaits de données mobiles(hors appels vocaux), aucours des 30 derniers jours de  FATY DIA est relativement élevé par rapport aux autres montants depansés observés dans cette zone.</w:t>
+            </w:r>
+          </w:p>
+        </w:tc>
+      </w:tr>
+      <w:tr>
+        <w:tc>
+          <w:tcPr>
+            <w:tcW w:type="dxa" w:w="964"/>
+          </w:tcPr>
+          <w:p>
+            <w:r>
+              <w:rPr>
+                <w:b/>
+                <w:i w:val="0"/>
+                <w:color w:val="EA580C"/>
+                <w:sz w:val="16"/>
+              </w:rPr>
+              <w:t>Moyenne</w:t>
+            </w:r>
+          </w:p>
+        </w:tc>
+        <w:tc>
+          <w:tcPr>
+            <w:tcW w:type="dxa" w:w="1247"/>
+          </w:tcPr>
+          <w:p>
+            <w:r>
+              <w:rPr>
+                <w:b/>
+                <w:i w:val="0"/>
+                <w:sz w:val="16"/>
+              </w:rPr>
+              <w:t>S01</w:t>
+              <w:br/>
+            </w:r>
+            <w:r>
+              <w:rPr>
+                <w:b w:val="0"/>
+                <w:i w:val="0"/>
+                <w:color w:val="64748B"/>
+                <w:sz w:val="14"/>
+              </w:rPr>
+              <w:t>Démographie</w:t>
+            </w:r>
+          </w:p>
+        </w:tc>
+        <w:tc>
+          <w:tcPr>
+            <w:tcW w:type="dxa" w:w="1531"/>
+          </w:tcPr>
+          <w:p>
+            <w:r>
+              <w:rPr>
+                <w:b/>
+                <w:i w:val="0"/>
+                <w:color w:val="16A34A"/>
+                <w:sz w:val="16"/>
+              </w:rPr>
+              <w:t>—</w:t>
+            </w:r>
+          </w:p>
+        </w:tc>
+        <w:tc>
+          <w:tcPr>
+            <w:tcW w:type="dxa" w:w="1191"/>
+          </w:tcPr>
+          <w:p>
+            <w:r>
+              <w:rPr>
+                <w:b w:val="0"/>
+                <w:i w:val="0"/>
+                <w:color w:val="64748B"/>
+                <w:sz w:val="16"/>
+              </w:rPr>
+              <w:t>GT-CQ</w:t>
+            </w:r>
+          </w:p>
+        </w:tc>
+        <w:tc>
+          <w:tcPr>
+            <w:tcW w:type="dxa" w:w="4706"/>
+          </w:tcPr>
+          <w:p>
+            <w:r>
+              <w:rPr>
+                <w:b w:val="0"/>
+                <w:i w:val="0"/>
+                <w:sz w:val="17"/>
+              </w:rPr>
+              <w:t>Prière de verifier l'information donnée par FATY DIA ou corriger au niveau de la section 1.</w:t>
+            </w:r>
+          </w:p>
+        </w:tc>
+      </w:tr>
+      <w:tr>
+        <w:tc>
+          <w:tcPr>
+            <w:tcW w:type="dxa" w:w="964"/>
+          </w:tcPr>
+          <w:p>
+            <w:r>
+              <w:rPr>
+                <w:b/>
+                <w:i w:val="0"/>
+                <w:color w:val="EA580C"/>
+                <w:sz w:val="16"/>
+              </w:rPr>
+              <w:t>Moyenne</w:t>
+            </w:r>
+          </w:p>
+        </w:tc>
+        <w:tc>
+          <w:tcPr>
+            <w:tcW w:type="dxa" w:w="1247"/>
+          </w:tcPr>
+          <w:p>
+            <w:r>
+              <w:rPr>
+                <w:b/>
+                <w:i w:val="0"/>
+                <w:sz w:val="16"/>
+              </w:rPr>
+              <w:t>S01</w:t>
+              <w:br/>
+            </w:r>
+            <w:r>
+              <w:rPr>
+                <w:b w:val="0"/>
+                <w:i w:val="0"/>
+                <w:color w:val="64748B"/>
+                <w:sz w:val="14"/>
+              </w:rPr>
+              <w:t>Démographie</w:t>
+            </w:r>
+          </w:p>
+        </w:tc>
+        <w:tc>
+          <w:tcPr>
+            <w:tcW w:type="dxa" w:w="1531"/>
+          </w:tcPr>
+          <w:p>
+            <w:r>
+              <w:rPr>
+                <w:b/>
+                <w:i w:val="0"/>
+                <w:color w:val="16A34A"/>
+                <w:sz w:val="16"/>
+              </w:rPr>
+              <w:t>—</w:t>
+            </w:r>
+          </w:p>
+        </w:tc>
+        <w:tc>
+          <w:tcPr>
+            <w:tcW w:type="dxa" w:w="1191"/>
+          </w:tcPr>
+          <w:p>
+            <w:r>
+              <w:rPr>
+                <w:b w:val="0"/>
+                <w:i w:val="0"/>
+                <w:color w:val="64748B"/>
+                <w:sz w:val="16"/>
+              </w:rPr>
+              <w:t>GT-CQ</w:t>
+            </w:r>
+          </w:p>
+        </w:tc>
+        <w:tc>
+          <w:tcPr>
+            <w:tcW w:type="dxa" w:w="4706"/>
+          </w:tcPr>
+          <w:p>
+            <w:r>
+              <w:rPr>
+                <w:b w:val="0"/>
+                <w:i w:val="0"/>
+                <w:sz w:val="17"/>
+              </w:rPr>
+              <w:t>Attention ! Le montant (9999 Fcfa) dépensé ou reçu en cadeau pour les cartes prépayées, les transferts de crédit et les abonnements de  SAMBA HAMADI DIA est relativement élevé par rapport aux autres montants depansés observés dans cette zone.</w:t>
+            </w:r>
+          </w:p>
+        </w:tc>
+      </w:tr>
+      <w:tr>
+        <w:tc>
+          <w:tcPr>
+            <w:tcW w:type="dxa" w:w="964"/>
+          </w:tcPr>
+          <w:p>
+            <w:r>
+              <w:rPr>
+                <w:b/>
+                <w:i w:val="0"/>
+                <w:color w:val="EA580C"/>
+                <w:sz w:val="16"/>
+              </w:rPr>
+              <w:t>Moyenne</w:t>
+            </w:r>
+          </w:p>
+        </w:tc>
+        <w:tc>
+          <w:tcPr>
+            <w:tcW w:type="dxa" w:w="1247"/>
+          </w:tcPr>
+          <w:p>
+            <w:r>
+              <w:rPr>
+                <w:b/>
+                <w:i w:val="0"/>
+                <w:sz w:val="16"/>
+              </w:rPr>
+              <w:t>S01</w:t>
+              <w:br/>
+            </w:r>
+            <w:r>
+              <w:rPr>
+                <w:b w:val="0"/>
+                <w:i w:val="0"/>
+                <w:color w:val="64748B"/>
+                <w:sz w:val="14"/>
+              </w:rPr>
+              <w:t>Démographie</w:t>
+            </w:r>
+          </w:p>
+        </w:tc>
+        <w:tc>
+          <w:tcPr>
+            <w:tcW w:type="dxa" w:w="1531"/>
+          </w:tcPr>
+          <w:p>
+            <w:r>
+              <w:rPr>
+                <w:b/>
+                <w:i w:val="0"/>
+                <w:color w:val="16A34A"/>
+                <w:sz w:val="16"/>
+              </w:rPr>
+              <w:t>—</w:t>
+            </w:r>
+          </w:p>
+        </w:tc>
+        <w:tc>
+          <w:tcPr>
+            <w:tcW w:type="dxa" w:w="1191"/>
+          </w:tcPr>
+          <w:p>
+            <w:r>
+              <w:rPr>
+                <w:b w:val="0"/>
+                <w:i w:val="0"/>
+                <w:color w:val="64748B"/>
+                <w:sz w:val="16"/>
+              </w:rPr>
+              <w:t>GT-CQ</w:t>
+            </w:r>
+          </w:p>
+        </w:tc>
+        <w:tc>
+          <w:tcPr>
+            <w:tcW w:type="dxa" w:w="4706"/>
+          </w:tcPr>
+          <w:p>
+            <w:r>
+              <w:rPr>
+                <w:b w:val="0"/>
+                <w:i w:val="0"/>
+                <w:sz w:val="17"/>
+              </w:rPr>
+              <w:t>Prière de verifier l'information donnée par SAMBA HAMADI DIA ou corriger au niveau de la section 1.</w:t>
+            </w:r>
+          </w:p>
+        </w:tc>
+      </w:tr>
+      <w:tr>
+        <w:tc>
+          <w:tcPr>
+            <w:tcW w:type="dxa" w:w="964"/>
+          </w:tcPr>
+          <w:p>
+            <w:r>
+              <w:rPr>
+                <w:b/>
+                <w:i w:val="0"/>
+                <w:color w:val="EA580C"/>
+                <w:sz w:val="16"/>
+              </w:rPr>
+              <w:t>Moyenne</w:t>
+            </w:r>
+          </w:p>
+        </w:tc>
+        <w:tc>
+          <w:tcPr>
+            <w:tcW w:type="dxa" w:w="1247"/>
+          </w:tcPr>
+          <w:p>
+            <w:r>
+              <w:rPr>
+                <w:b/>
+                <w:i w:val="0"/>
+                <w:sz w:val="16"/>
+              </w:rPr>
+              <w:t>S01</w:t>
+              <w:br/>
+            </w:r>
+            <w:r>
+              <w:rPr>
+                <w:b w:val="0"/>
+                <w:i w:val="0"/>
+                <w:color w:val="64748B"/>
+                <w:sz w:val="14"/>
+              </w:rPr>
+              <w:t>Démographie</w:t>
+            </w:r>
+          </w:p>
+        </w:tc>
+        <w:tc>
+          <w:tcPr>
+            <w:tcW w:type="dxa" w:w="1531"/>
+          </w:tcPr>
+          <w:p>
+            <w:r>
+              <w:rPr>
+                <w:b/>
+                <w:i w:val="0"/>
+                <w:color w:val="16A34A"/>
+                <w:sz w:val="16"/>
+              </w:rPr>
+              <w:t>—</w:t>
+            </w:r>
+          </w:p>
+        </w:tc>
+        <w:tc>
+          <w:tcPr>
+            <w:tcW w:type="dxa" w:w="1191"/>
+          </w:tcPr>
+          <w:p>
+            <w:r>
+              <w:rPr>
+                <w:b w:val="0"/>
+                <w:i w:val="0"/>
+                <w:color w:val="64748B"/>
+                <w:sz w:val="16"/>
+              </w:rPr>
+              <w:t>GT-CQ</w:t>
+            </w:r>
+          </w:p>
+        </w:tc>
+        <w:tc>
+          <w:tcPr>
+            <w:tcW w:type="dxa" w:w="4706"/>
+          </w:tcPr>
+          <w:p>
+            <w:r>
+              <w:rPr>
+                <w:b w:val="0"/>
+                <w:i w:val="0"/>
+                <w:sz w:val="17"/>
+              </w:rPr>
+              <w:t>Prière de verifier l'information donnée par ABDRAHMANE  DIA ou corriger au niveau de la section 1.</w:t>
+            </w:r>
+          </w:p>
+        </w:tc>
+      </w:tr>
+      <w:tr>
+        <w:tc>
+          <w:tcPr>
+            <w:tcW w:type="dxa" w:w="964"/>
+          </w:tcPr>
+          <w:p>
+            <w:r>
+              <w:rPr>
+                <w:b/>
+                <w:i w:val="0"/>
+                <w:color w:val="EA580C"/>
+                <w:sz w:val="16"/>
+              </w:rPr>
+              <w:t>Moyenne</w:t>
+            </w:r>
+          </w:p>
+        </w:tc>
+        <w:tc>
+          <w:tcPr>
+            <w:tcW w:type="dxa" w:w="1247"/>
+          </w:tcPr>
+          <w:p>
+            <w:r>
+              <w:rPr>
+                <w:b/>
+                <w:i w:val="0"/>
+                <w:sz w:val="16"/>
+              </w:rPr>
+              <w:t>S01</w:t>
+              <w:br/>
+            </w:r>
+            <w:r>
+              <w:rPr>
+                <w:b w:val="0"/>
+                <w:i w:val="0"/>
+                <w:color w:val="64748B"/>
+                <w:sz w:val="14"/>
+              </w:rPr>
+              <w:t>Démographie</w:t>
+            </w:r>
+          </w:p>
+        </w:tc>
+        <w:tc>
+          <w:tcPr>
+            <w:tcW w:type="dxa" w:w="1531"/>
+          </w:tcPr>
+          <w:p>
+            <w:r>
+              <w:rPr>
+                <w:b/>
+                <w:i w:val="0"/>
+                <w:color w:val="16A34A"/>
+                <w:sz w:val="16"/>
+              </w:rPr>
+              <w:t>—</w:t>
+            </w:r>
+          </w:p>
+        </w:tc>
+        <w:tc>
+          <w:tcPr>
+            <w:tcW w:type="dxa" w:w="1191"/>
+          </w:tcPr>
+          <w:p>
+            <w:r>
+              <w:rPr>
+                <w:b w:val="0"/>
+                <w:i w:val="0"/>
+                <w:color w:val="64748B"/>
+                <w:sz w:val="16"/>
+              </w:rPr>
+              <w:t>GT-CQ</w:t>
+            </w:r>
+          </w:p>
+        </w:tc>
+        <w:tc>
+          <w:tcPr>
+            <w:tcW w:type="dxa" w:w="4706"/>
+          </w:tcPr>
+          <w:p>
+            <w:r>
+              <w:rPr>
+                <w:b w:val="0"/>
+                <w:i w:val="0"/>
+                <w:sz w:val="17"/>
+              </w:rPr>
+              <w:t>Prière de verifier l'information donnée par ABOU SAMBA DIA ou corriger au niveau de la section 1.</w:t>
+            </w:r>
+          </w:p>
+        </w:tc>
+      </w:tr>
+      <w:tr>
+        <w:tc>
+          <w:tcPr>
+            <w:tcW w:type="dxa" w:w="964"/>
+          </w:tcPr>
+          <w:p>
+            <w:r>
+              <w:rPr>
+                <w:b/>
+                <w:i w:val="0"/>
+                <w:color w:val="EA580C"/>
+                <w:sz w:val="16"/>
+              </w:rPr>
+              <w:t>Moyenne</w:t>
+            </w:r>
+          </w:p>
+        </w:tc>
+        <w:tc>
+          <w:tcPr>
+            <w:tcW w:type="dxa" w:w="1247"/>
+          </w:tcPr>
+          <w:p>
+            <w:r>
+              <w:rPr>
+                <w:b/>
+                <w:i w:val="0"/>
+                <w:sz w:val="16"/>
+              </w:rPr>
+              <w:t>S01</w:t>
+              <w:br/>
+            </w:r>
+            <w:r>
+              <w:rPr>
+                <w:b w:val="0"/>
+                <w:i w:val="0"/>
+                <w:color w:val="64748B"/>
+                <w:sz w:val="14"/>
+              </w:rPr>
+              <w:t>Démographie</w:t>
+            </w:r>
+          </w:p>
+        </w:tc>
+        <w:tc>
+          <w:tcPr>
+            <w:tcW w:type="dxa" w:w="1531"/>
+          </w:tcPr>
+          <w:p>
+            <w:r>
+              <w:rPr>
+                <w:b/>
+                <w:i w:val="0"/>
+                <w:color w:val="16A34A"/>
+                <w:sz w:val="16"/>
+              </w:rPr>
+              <w:t>—</w:t>
+            </w:r>
+          </w:p>
+        </w:tc>
+        <w:tc>
+          <w:tcPr>
+            <w:tcW w:type="dxa" w:w="1191"/>
+          </w:tcPr>
+          <w:p>
+            <w:r>
+              <w:rPr>
+                <w:b w:val="0"/>
+                <w:i w:val="0"/>
+                <w:color w:val="64748B"/>
+                <w:sz w:val="16"/>
+              </w:rPr>
+              <w:t>GT-CQ</w:t>
+            </w:r>
+          </w:p>
+        </w:tc>
+        <w:tc>
+          <w:tcPr>
+            <w:tcW w:type="dxa" w:w="4706"/>
+          </w:tcPr>
+          <w:p>
+            <w:r>
+              <w:rPr>
+                <w:b w:val="0"/>
+                <w:i w:val="0"/>
+                <w:sz w:val="17"/>
+              </w:rPr>
+              <w:t>Prière de verifier l'information donnée par ADAMA SAMBA DIA ou corriger au niveau de la section 1.</w:t>
+            </w:r>
+          </w:p>
+        </w:tc>
+      </w:tr>
+      <w:tr>
+        <w:tc>
+          <w:tcPr>
+            <w:tcW w:type="dxa" w:w="964"/>
+          </w:tcPr>
+          <w:p>
+            <w:r>
+              <w:rPr>
+                <w:b/>
+                <w:i w:val="0"/>
+                <w:color w:val="EA580C"/>
+                <w:sz w:val="16"/>
+              </w:rPr>
+              <w:t>Moyenne</w:t>
+            </w:r>
+          </w:p>
+        </w:tc>
+        <w:tc>
+          <w:tcPr>
+            <w:tcW w:type="dxa" w:w="1247"/>
+          </w:tcPr>
+          <w:p>
+            <w:r>
+              <w:rPr>
+                <w:b/>
+                <w:i w:val="0"/>
+                <w:sz w:val="16"/>
+              </w:rPr>
+              <w:t>S01</w:t>
+              <w:br/>
+            </w:r>
+            <w:r>
+              <w:rPr>
+                <w:b w:val="0"/>
+                <w:i w:val="0"/>
+                <w:color w:val="64748B"/>
+                <w:sz w:val="14"/>
+              </w:rPr>
+              <w:t>Démographie</w:t>
+            </w:r>
+          </w:p>
+        </w:tc>
+        <w:tc>
+          <w:tcPr>
+            <w:tcW w:type="dxa" w:w="1531"/>
+          </w:tcPr>
+          <w:p>
+            <w:r>
+              <w:rPr>
+                <w:b/>
+                <w:i w:val="0"/>
+                <w:color w:val="16A34A"/>
+                <w:sz w:val="16"/>
+              </w:rPr>
+              <w:t>—</w:t>
+            </w:r>
+          </w:p>
+        </w:tc>
+        <w:tc>
+          <w:tcPr>
+            <w:tcW w:type="dxa" w:w="1191"/>
+          </w:tcPr>
+          <w:p>
+            <w:r>
+              <w:rPr>
+                <w:b w:val="0"/>
+                <w:i w:val="0"/>
+                <w:color w:val="64748B"/>
+                <w:sz w:val="16"/>
+              </w:rPr>
+              <w:t>GT-CQ</w:t>
+            </w:r>
+          </w:p>
+        </w:tc>
+        <w:tc>
+          <w:tcPr>
+            <w:tcW w:type="dxa" w:w="4706"/>
+          </w:tcPr>
+          <w:p>
+            <w:r>
+              <w:rPr>
+                <w:b w:val="0"/>
+                <w:i w:val="0"/>
+                <w:sz w:val="17"/>
+              </w:rPr>
+              <w:t>Prière de verifier l'information donnée par AISSATA AMADOU DIA ou corriger au niveau de la section 1.</w:t>
+            </w:r>
+          </w:p>
+        </w:tc>
+      </w:tr>
+      <w:tr>
+        <w:tc>
+          <w:tcPr>
+            <w:tcW w:type="dxa" w:w="964"/>
+          </w:tcPr>
+          <w:p>
+            <w:r>
+              <w:rPr>
+                <w:b/>
+                <w:i w:val="0"/>
+                <w:color w:val="EA580C"/>
+                <w:sz w:val="16"/>
+              </w:rPr>
+              <w:t>Moyenne</w:t>
+            </w:r>
+          </w:p>
+        </w:tc>
+        <w:tc>
+          <w:tcPr>
+            <w:tcW w:type="dxa" w:w="1247"/>
+          </w:tcPr>
+          <w:p>
+            <w:r>
+              <w:rPr>
+                <w:b/>
+                <w:i w:val="0"/>
+                <w:sz w:val="16"/>
+              </w:rPr>
+              <w:t>S01</w:t>
+              <w:br/>
+            </w:r>
+            <w:r>
+              <w:rPr>
+                <w:b w:val="0"/>
+                <w:i w:val="0"/>
+                <w:color w:val="64748B"/>
+                <w:sz w:val="14"/>
+              </w:rPr>
+              <w:t>Démographie</w:t>
+            </w:r>
+          </w:p>
+        </w:tc>
+        <w:tc>
+          <w:tcPr>
+            <w:tcW w:type="dxa" w:w="1531"/>
+          </w:tcPr>
+          <w:p>
+            <w:r>
+              <w:rPr>
+                <w:b/>
+                <w:i w:val="0"/>
+                <w:color w:val="16A34A"/>
+                <w:sz w:val="16"/>
+              </w:rPr>
+              <w:t>—</w:t>
+            </w:r>
+          </w:p>
+        </w:tc>
+        <w:tc>
+          <w:tcPr>
+            <w:tcW w:type="dxa" w:w="1191"/>
+          </w:tcPr>
+          <w:p>
+            <w:r>
+              <w:rPr>
+                <w:b w:val="0"/>
+                <w:i w:val="0"/>
+                <w:color w:val="64748B"/>
+                <w:sz w:val="16"/>
+              </w:rPr>
+              <w:t>GT-CQ</w:t>
+            </w:r>
+          </w:p>
+        </w:tc>
+        <w:tc>
+          <w:tcPr>
+            <w:tcW w:type="dxa" w:w="4706"/>
+          </w:tcPr>
+          <w:p>
+            <w:r>
+              <w:rPr>
+                <w:b w:val="0"/>
+                <w:i w:val="0"/>
+                <w:sz w:val="17"/>
+              </w:rPr>
+              <w:t>Prière de verifier l'information donnée par AMADOU HAMADY DIA ou corriger au niveau de la section 1.</w:t>
+            </w:r>
+          </w:p>
+        </w:tc>
+      </w:tr>
+      <w:tr>
+        <w:tc>
+          <w:tcPr>
+            <w:tcW w:type="dxa" w:w="964"/>
+          </w:tcPr>
+          <w:p>
+            <w:r>
+              <w:rPr>
+                <w:b/>
+                <w:i w:val="0"/>
+                <w:color w:val="EA580C"/>
+                <w:sz w:val="16"/>
+              </w:rPr>
+              <w:t>Moyenne</w:t>
+            </w:r>
+          </w:p>
+        </w:tc>
+        <w:tc>
+          <w:tcPr>
+            <w:tcW w:type="dxa" w:w="1247"/>
+          </w:tcPr>
+          <w:p>
+            <w:r>
+              <w:rPr>
+                <w:b/>
+                <w:i w:val="0"/>
+                <w:sz w:val="16"/>
+              </w:rPr>
+              <w:t>S01</w:t>
+              <w:br/>
+            </w:r>
+            <w:r>
+              <w:rPr>
+                <w:b w:val="0"/>
+                <w:i w:val="0"/>
+                <w:color w:val="64748B"/>
+                <w:sz w:val="14"/>
+              </w:rPr>
+              <w:t>Démographie</w:t>
+            </w:r>
+          </w:p>
+        </w:tc>
+        <w:tc>
+          <w:tcPr>
+            <w:tcW w:type="dxa" w:w="1531"/>
+          </w:tcPr>
+          <w:p>
+            <w:r>
+              <w:rPr>
+                <w:b/>
+                <w:i w:val="0"/>
+                <w:color w:val="16A34A"/>
+                <w:sz w:val="16"/>
+              </w:rPr>
+              <w:t>—</w:t>
+            </w:r>
+          </w:p>
+        </w:tc>
+        <w:tc>
+          <w:tcPr>
+            <w:tcW w:type="dxa" w:w="1191"/>
+          </w:tcPr>
+          <w:p>
+            <w:r>
+              <w:rPr>
+                <w:b w:val="0"/>
+                <w:i w:val="0"/>
+                <w:color w:val="64748B"/>
+                <w:sz w:val="16"/>
+              </w:rPr>
+              <w:t>GT-CQ</w:t>
+            </w:r>
+          </w:p>
+        </w:tc>
+        <w:tc>
+          <w:tcPr>
+            <w:tcW w:type="dxa" w:w="4706"/>
+          </w:tcPr>
+          <w:p>
+            <w:r>
+              <w:rPr>
+                <w:b w:val="0"/>
+                <w:i w:val="0"/>
+                <w:sz w:val="17"/>
+              </w:rPr>
+              <w:t>Prière de verifier l'information donnée par AMADOU SAMBA DIA ou corriger au niveau de la section 1.</w:t>
+            </w:r>
+          </w:p>
+        </w:tc>
+      </w:tr>
+      <w:tr>
+        <w:tc>
+          <w:tcPr>
+            <w:tcW w:type="dxa" w:w="964"/>
+          </w:tcPr>
+          <w:p>
+            <w:r>
+              <w:rPr>
+                <w:b/>
+                <w:i w:val="0"/>
+                <w:color w:val="EA580C"/>
+                <w:sz w:val="16"/>
+              </w:rPr>
+              <w:t>Moyenne</w:t>
+            </w:r>
+          </w:p>
+        </w:tc>
+        <w:tc>
+          <w:tcPr>
+            <w:tcW w:type="dxa" w:w="1247"/>
+          </w:tcPr>
+          <w:p>
+            <w:r>
+              <w:rPr>
+                <w:b/>
+                <w:i w:val="0"/>
+                <w:sz w:val="16"/>
+              </w:rPr>
+              <w:t>S01</w:t>
+              <w:br/>
+            </w:r>
+            <w:r>
+              <w:rPr>
+                <w:b w:val="0"/>
+                <w:i w:val="0"/>
+                <w:color w:val="64748B"/>
+                <w:sz w:val="14"/>
+              </w:rPr>
+              <w:t>Démographie</w:t>
+            </w:r>
+          </w:p>
+        </w:tc>
+        <w:tc>
+          <w:tcPr>
+            <w:tcW w:type="dxa" w:w="1531"/>
+          </w:tcPr>
+          <w:p>
+            <w:r>
+              <w:rPr>
+                <w:b/>
+                <w:i w:val="0"/>
+                <w:color w:val="16A34A"/>
+                <w:sz w:val="16"/>
+              </w:rPr>
+              <w:t>—</w:t>
+            </w:r>
+          </w:p>
+        </w:tc>
+        <w:tc>
+          <w:tcPr>
+            <w:tcW w:type="dxa" w:w="1191"/>
+          </w:tcPr>
+          <w:p>
+            <w:r>
+              <w:rPr>
+                <w:b w:val="0"/>
+                <w:i w:val="0"/>
+                <w:color w:val="64748B"/>
+                <w:sz w:val="16"/>
+              </w:rPr>
+              <w:t>GT-CQ</w:t>
+            </w:r>
+          </w:p>
+        </w:tc>
+        <w:tc>
+          <w:tcPr>
+            <w:tcW w:type="dxa" w:w="4706"/>
+          </w:tcPr>
+          <w:p>
+            <w:r>
+              <w:rPr>
+                <w:b w:val="0"/>
+                <w:i w:val="0"/>
+                <w:sz w:val="17"/>
+              </w:rPr>
+              <w:t>Prière de verifier l'information donnée par COUMBA DIA ou corriger au niveau de la section 1.</w:t>
+            </w:r>
+          </w:p>
+        </w:tc>
+      </w:tr>
+      <w:tr>
+        <w:tc>
+          <w:tcPr>
+            <w:tcW w:type="dxa" w:w="964"/>
+          </w:tcPr>
+          <w:p>
+            <w:r>
+              <w:rPr>
+                <w:b/>
+                <w:i w:val="0"/>
+                <w:color w:val="EA580C"/>
+                <w:sz w:val="16"/>
+              </w:rPr>
+              <w:t>Moyenne</w:t>
+            </w:r>
+          </w:p>
+        </w:tc>
+        <w:tc>
+          <w:tcPr>
+            <w:tcW w:type="dxa" w:w="1247"/>
+          </w:tcPr>
+          <w:p>
+            <w:r>
+              <w:rPr>
+                <w:b/>
+                <w:i w:val="0"/>
+                <w:sz w:val="16"/>
+              </w:rPr>
+              <w:t>S01</w:t>
+              <w:br/>
+            </w:r>
+            <w:r>
+              <w:rPr>
+                <w:b w:val="0"/>
+                <w:i w:val="0"/>
+                <w:color w:val="64748B"/>
+                <w:sz w:val="14"/>
+              </w:rPr>
+              <w:t>Démographie</w:t>
+            </w:r>
+          </w:p>
+        </w:tc>
+        <w:tc>
+          <w:tcPr>
+            <w:tcW w:type="dxa" w:w="1531"/>
+          </w:tcPr>
+          <w:p>
+            <w:r>
+              <w:rPr>
+                <w:b/>
+                <w:i w:val="0"/>
+                <w:color w:val="16A34A"/>
+                <w:sz w:val="16"/>
+              </w:rPr>
+              <w:t>—</w:t>
+            </w:r>
+          </w:p>
+        </w:tc>
+        <w:tc>
+          <w:tcPr>
+            <w:tcW w:type="dxa" w:w="1191"/>
+          </w:tcPr>
+          <w:p>
+            <w:r>
+              <w:rPr>
+                <w:b w:val="0"/>
+                <w:i w:val="0"/>
+                <w:color w:val="64748B"/>
+                <w:sz w:val="16"/>
+              </w:rPr>
+              <w:t>GT-CQ</w:t>
+            </w:r>
+          </w:p>
+        </w:tc>
+        <w:tc>
+          <w:tcPr>
+            <w:tcW w:type="dxa" w:w="4706"/>
+          </w:tcPr>
+          <w:p>
+            <w:r>
+              <w:rPr>
+                <w:b w:val="0"/>
+                <w:i w:val="0"/>
+                <w:sz w:val="17"/>
+              </w:rPr>
+              <w:t>Prière de verifier l'information donnée par HAMIDOU DIA ou corriger au niveau de la section 1.</w:t>
+            </w:r>
+          </w:p>
+        </w:tc>
+      </w:tr>
+      <w:tr>
+        <w:tc>
+          <w:tcPr>
+            <w:tcW w:type="dxa" w:w="964"/>
+          </w:tcPr>
+          <w:p>
+            <w:r>
+              <w:rPr>
+                <w:b/>
+                <w:i w:val="0"/>
+                <w:color w:val="EA580C"/>
+                <w:sz w:val="16"/>
+              </w:rPr>
+              <w:t>Moyenne</w:t>
+            </w:r>
+          </w:p>
+        </w:tc>
+        <w:tc>
+          <w:tcPr>
+            <w:tcW w:type="dxa" w:w="1247"/>
+          </w:tcPr>
+          <w:p>
+            <w:r>
+              <w:rPr>
+                <w:b/>
+                <w:i w:val="0"/>
+                <w:sz w:val="16"/>
+              </w:rPr>
+              <w:t>S01</w:t>
+              <w:br/>
+            </w:r>
+            <w:r>
+              <w:rPr>
+                <w:b w:val="0"/>
+                <w:i w:val="0"/>
+                <w:color w:val="64748B"/>
+                <w:sz w:val="14"/>
+              </w:rPr>
+              <w:t>Démographie</w:t>
+            </w:r>
+          </w:p>
+        </w:tc>
+        <w:tc>
+          <w:tcPr>
+            <w:tcW w:type="dxa" w:w="1531"/>
+          </w:tcPr>
+          <w:p>
+            <w:r>
+              <w:rPr>
+                <w:b/>
+                <w:i w:val="0"/>
+                <w:color w:val="16A34A"/>
+                <w:sz w:val="16"/>
+              </w:rPr>
+              <w:t>—</w:t>
+            </w:r>
+          </w:p>
+        </w:tc>
+        <w:tc>
+          <w:tcPr>
+            <w:tcW w:type="dxa" w:w="1191"/>
+          </w:tcPr>
+          <w:p>
+            <w:r>
+              <w:rPr>
+                <w:b w:val="0"/>
+                <w:i w:val="0"/>
+                <w:color w:val="64748B"/>
+                <w:sz w:val="16"/>
+              </w:rPr>
+              <w:t>GT-CQ</w:t>
+            </w:r>
+          </w:p>
+        </w:tc>
+        <w:tc>
+          <w:tcPr>
+            <w:tcW w:type="dxa" w:w="4706"/>
+          </w:tcPr>
+          <w:p>
+            <w:r>
+              <w:rPr>
+                <w:b w:val="0"/>
+                <w:i w:val="0"/>
+                <w:sz w:val="17"/>
+              </w:rPr>
+              <w:t>Prière de verifier l'information donnée par HAWA DIA ou corriger au niveau de la section 1.</w:t>
+            </w:r>
+          </w:p>
+        </w:tc>
+      </w:tr>
+      <w:tr>
+        <w:tc>
+          <w:tcPr>
+            <w:tcW w:type="dxa" w:w="964"/>
+          </w:tcPr>
+          <w:p>
+            <w:r>
+              <w:rPr>
+                <w:b/>
+                <w:i w:val="0"/>
+                <w:color w:val="EA580C"/>
+                <w:sz w:val="16"/>
+              </w:rPr>
+              <w:t>Moyenne</w:t>
+            </w:r>
+          </w:p>
+        </w:tc>
+        <w:tc>
+          <w:tcPr>
+            <w:tcW w:type="dxa" w:w="1247"/>
+          </w:tcPr>
+          <w:p>
+            <w:r>
+              <w:rPr>
+                <w:b/>
+                <w:i w:val="0"/>
+                <w:sz w:val="16"/>
+              </w:rPr>
+              <w:t>S01</w:t>
+              <w:br/>
+            </w:r>
+            <w:r>
+              <w:rPr>
+                <w:b w:val="0"/>
+                <w:i w:val="0"/>
+                <w:color w:val="64748B"/>
+                <w:sz w:val="14"/>
+              </w:rPr>
+              <w:t>Démographie</w:t>
+            </w:r>
+          </w:p>
+        </w:tc>
+        <w:tc>
+          <w:tcPr>
+            <w:tcW w:type="dxa" w:w="1531"/>
+          </w:tcPr>
+          <w:p>
+            <w:r>
+              <w:rPr>
+                <w:b/>
+                <w:i w:val="0"/>
+                <w:color w:val="16A34A"/>
+                <w:sz w:val="16"/>
+              </w:rPr>
+              <w:t>—</w:t>
+            </w:r>
+          </w:p>
+        </w:tc>
+        <w:tc>
+          <w:tcPr>
+            <w:tcW w:type="dxa" w:w="1191"/>
+          </w:tcPr>
+          <w:p>
+            <w:r>
+              <w:rPr>
+                <w:b w:val="0"/>
+                <w:i w:val="0"/>
+                <w:color w:val="64748B"/>
+                <w:sz w:val="16"/>
+              </w:rPr>
+              <w:t>GT-CQ</w:t>
+            </w:r>
+          </w:p>
+        </w:tc>
+        <w:tc>
+          <w:tcPr>
+            <w:tcW w:type="dxa" w:w="4706"/>
+          </w:tcPr>
+          <w:p>
+            <w:r>
+              <w:rPr>
+                <w:b w:val="0"/>
+                <w:i w:val="0"/>
+                <w:sz w:val="17"/>
+              </w:rPr>
+              <w:t>Prière de verifier l'information donnée par IBRAHIMA DIA ou corriger au niveau de la section 1.</w:t>
+            </w:r>
+          </w:p>
+        </w:tc>
+      </w:tr>
+      <w:tr>
+        <w:tc>
+          <w:tcPr>
+            <w:tcW w:type="dxa" w:w="964"/>
+          </w:tcPr>
+          <w:p>
+            <w:r>
+              <w:rPr>
+                <w:b/>
+                <w:i w:val="0"/>
+                <w:color w:val="EA580C"/>
+                <w:sz w:val="16"/>
+              </w:rPr>
+              <w:t>Moyenne</w:t>
+            </w:r>
+          </w:p>
+        </w:tc>
+        <w:tc>
+          <w:tcPr>
+            <w:tcW w:type="dxa" w:w="1247"/>
+          </w:tcPr>
+          <w:p>
+            <w:r>
+              <w:rPr>
+                <w:b/>
+                <w:i w:val="0"/>
+                <w:sz w:val="16"/>
+              </w:rPr>
+              <w:t>S01</w:t>
+              <w:br/>
+            </w:r>
+            <w:r>
+              <w:rPr>
+                <w:b w:val="0"/>
+                <w:i w:val="0"/>
+                <w:color w:val="64748B"/>
+                <w:sz w:val="14"/>
+              </w:rPr>
+              <w:t>Démographie</w:t>
+            </w:r>
+          </w:p>
+        </w:tc>
+        <w:tc>
+          <w:tcPr>
+            <w:tcW w:type="dxa" w:w="1531"/>
+          </w:tcPr>
+          <w:p>
+            <w:r>
+              <w:rPr>
+                <w:b/>
+                <w:i w:val="0"/>
+                <w:color w:val="16A34A"/>
+                <w:sz w:val="16"/>
+              </w:rPr>
+              <w:t>—</w:t>
+            </w:r>
+          </w:p>
+        </w:tc>
+        <w:tc>
+          <w:tcPr>
+            <w:tcW w:type="dxa" w:w="1191"/>
+          </w:tcPr>
+          <w:p>
+            <w:r>
+              <w:rPr>
+                <w:b w:val="0"/>
+                <w:i w:val="0"/>
+                <w:color w:val="64748B"/>
+                <w:sz w:val="16"/>
+              </w:rPr>
+              <w:t>GT-CQ</w:t>
+            </w:r>
+          </w:p>
+        </w:tc>
+        <w:tc>
+          <w:tcPr>
+            <w:tcW w:type="dxa" w:w="4706"/>
+          </w:tcPr>
+          <w:p>
+            <w:r>
+              <w:rPr>
+                <w:b w:val="0"/>
+                <w:i w:val="0"/>
+                <w:sz w:val="17"/>
+              </w:rPr>
+              <w:t>Prière de verifier l'information donnée par KARDIATOU  DIA ou corriger au niveau de la section 1.</w:t>
+            </w:r>
+          </w:p>
+        </w:tc>
+      </w:tr>
+      <w:tr>
+        <w:tc>
+          <w:tcPr>
+            <w:tcW w:type="dxa" w:w="964"/>
+          </w:tcPr>
+          <w:p>
+            <w:r>
+              <w:rPr>
+                <w:b/>
+                <w:i w:val="0"/>
+                <w:color w:val="EA580C"/>
+                <w:sz w:val="16"/>
+              </w:rPr>
+              <w:t>Moyenne</w:t>
+            </w:r>
+          </w:p>
+        </w:tc>
+        <w:tc>
+          <w:tcPr>
+            <w:tcW w:type="dxa" w:w="1247"/>
+          </w:tcPr>
+          <w:p>
+            <w:r>
+              <w:rPr>
+                <w:b/>
+                <w:i w:val="0"/>
+                <w:sz w:val="16"/>
+              </w:rPr>
+              <w:t>S01</w:t>
+              <w:br/>
+            </w:r>
+            <w:r>
+              <w:rPr>
+                <w:b w:val="0"/>
+                <w:i w:val="0"/>
+                <w:color w:val="64748B"/>
+                <w:sz w:val="14"/>
+              </w:rPr>
+              <w:t>Démographie</w:t>
+            </w:r>
+          </w:p>
+        </w:tc>
+        <w:tc>
+          <w:tcPr>
+            <w:tcW w:type="dxa" w:w="1531"/>
+          </w:tcPr>
+          <w:p>
+            <w:r>
+              <w:rPr>
+                <w:b/>
+                <w:i w:val="0"/>
+                <w:color w:val="16A34A"/>
+                <w:sz w:val="16"/>
+              </w:rPr>
+              <w:t>—</w:t>
+            </w:r>
+          </w:p>
+        </w:tc>
+        <w:tc>
+          <w:tcPr>
+            <w:tcW w:type="dxa" w:w="1191"/>
+          </w:tcPr>
+          <w:p>
+            <w:r>
+              <w:rPr>
+                <w:b w:val="0"/>
+                <w:i w:val="0"/>
+                <w:color w:val="64748B"/>
+                <w:sz w:val="16"/>
+              </w:rPr>
+              <w:t>GT-CQ</w:t>
+            </w:r>
+          </w:p>
+        </w:tc>
+        <w:tc>
+          <w:tcPr>
+            <w:tcW w:type="dxa" w:w="4706"/>
+          </w:tcPr>
+          <w:p>
+            <w:r>
+              <w:rPr>
+                <w:b w:val="0"/>
+                <w:i w:val="0"/>
+                <w:sz w:val="17"/>
+              </w:rPr>
+              <w:t>Prière de verifier l'information donnée par MARIAME DIA ou corriger au niveau de la section 1.</w:t>
+            </w:r>
+          </w:p>
+        </w:tc>
+      </w:tr>
+      <w:tr>
+        <w:tc>
+          <w:tcPr>
+            <w:tcW w:type="dxa" w:w="964"/>
+          </w:tcPr>
+          <w:p>
+            <w:r>
+              <w:rPr>
+                <w:b/>
+                <w:i w:val="0"/>
+                <w:color w:val="EA580C"/>
+                <w:sz w:val="16"/>
+              </w:rPr>
+              <w:t>Moyenne</w:t>
+            </w:r>
+          </w:p>
+        </w:tc>
+        <w:tc>
+          <w:tcPr>
+            <w:tcW w:type="dxa" w:w="1247"/>
+          </w:tcPr>
+          <w:p>
+            <w:r>
+              <w:rPr>
+                <w:b/>
+                <w:i w:val="0"/>
+                <w:sz w:val="16"/>
+              </w:rPr>
               <w:t>S02</w:t>
               <w:br/>
             </w:r>
@@ -2735,7 +4715,7 @@
                 <w:i w:val="0"/>
                 <w:sz w:val="17"/>
               </w:rPr>
-              <w:t>Incohérent!! Le niveau d'instruction déclaré par l'un des enfants () au niveau de la section 1 de SAMBA HAMADI DIA diffère de celui donné par SAMBA HAMADI DIA lui-même qui affirme ne pas avoir frequenté l'école formelle.</w:t>
+              <w:t>Merci de bien vouloir changé 2.04 en OUI et renseigné toutes les autres informations qui concerne AMADOU HAMADY DIA .</w:t>
             </w:r>
           </w:p>
         </w:tc>
@@ -2750,10 +4730,10 @@
               <w:rPr>
                 <w:b/>
                 <w:i w:val="0"/>
-                <w:color w:val="DC2626"/>
-                <w:sz w:val="16"/>
-              </w:rPr>
-              <w:t>Haute</w:t>
+                <w:color w:val="EA580C"/>
+                <w:sz w:val="16"/>
+              </w:rPr>
+              <w:t>Moyenne</w:t>
             </w:r>
           </w:p>
         </w:tc>
@@ -2768,7 +4748,7 @@
                 <w:i w:val="0"/>
                 <w:sz w:val="16"/>
               </w:rPr>
-              <w:t>S20</w:t>
+              <w:t>S02</w:t>
               <w:br/>
             </w:r>
             <w:r>
@@ -2778,7 +4758,7 @@
                 <w:color w:val="64748B"/>
                 <w:sz w:val="14"/>
               </w:rPr>
-              <w:t>Gouvernance / autres</w:t>
+              <w:t>Éducation</w:t>
             </w:r>
           </w:p>
         </w:tc>
@@ -2825,7 +4805,7 @@
                 <w:i w:val="0"/>
                 <w:sz w:val="17"/>
               </w:rPr>
-              <w:t>Incohérence détectée ! Le ménage a précédemment déclaré vivre « Bien » ou « Assez bien » selon son revenu en 20A.02.</w:t>
+              <w:t>Merci de bien vouloir changé 2.04 en OUI et renseigné toutes les autres informations qui concerne MAIMOUNA  BARRY .</w:t>
             </w:r>
           </w:p>
         </w:tc>
@@ -2858,7 +4838,7 @@
                 <w:i w:val="0"/>
                 <w:sz w:val="16"/>
               </w:rPr>
-              <w:t>S00</w:t>
+              <w:t>S02</w:t>
               <w:br/>
             </w:r>
             <w:r>
@@ -2868,7 +4848,7 @@
                 <w:color w:val="64748B"/>
                 <w:sz w:val="14"/>
               </w:rPr>
-              <w:t>Identification</w:t>
+              <w:t>Éducation</w:t>
             </w:r>
           </w:p>
         </w:tc>
@@ -2915,7 +4895,7 @@
                 <w:i w:val="0"/>
                 <w:sz w:val="17"/>
               </w:rPr>
-              <w:t>Les coordonnées GPS ménage prises lors de l'enquête principale diffèrent de celles du dénombrement, êtes vous sûr d'avoir enquêté le bon ménage si non chercher le bon ménage.</w:t>
+              <w:t>Merci de bien vouloir changé 2.04 en OUI et renseigné toutes les autres informations qui concerne MAIMOUNA AMADOU DIALLO .</w:t>
             </w:r>
           </w:p>
         </w:tc>
@@ -2948,7 +4928,7 @@
                 <w:i w:val="0"/>
                 <w:sz w:val="16"/>
               </w:rPr>
-              <w:t>S00</w:t>
+              <w:t>S02</w:t>
               <w:br/>
             </w:r>
             <w:r>
@@ -2958,7 +4938,7 @@
                 <w:color w:val="64748B"/>
                 <w:sz w:val="14"/>
               </w:rPr>
-              <w:t>Identification</w:t>
+              <w:t>Éducation</w:t>
             </w:r>
           </w:p>
         </w:tc>
@@ -3005,7 +4985,7 @@
                 <w:i w:val="0"/>
                 <w:sz w:val="17"/>
               </w:rPr>
-              <w:t>L'adresse ou la localisation du ménage doit être bien renseignée, ne doit pas contenir des numéros de téléphone et elle semble courte pour être une adresse.</w:t>
+              <w:t>Merci de bien vouloir changé 2.04 en OUI et renseigné toutes les autres informations qui concerne ROUGUI ADAMA DIALLO .</w:t>
             </w:r>
           </w:p>
         </w:tc>
@@ -3038,7 +5018,7 @@
                 <w:i w:val="0"/>
                 <w:sz w:val="16"/>
               </w:rPr>
-              <w:t>S00</w:t>
+              <w:t>S02</w:t>
               <w:br/>
             </w:r>
             <w:r>
@@ -3048,7 +5028,7 @@
                 <w:color w:val="64748B"/>
                 <w:sz w:val="14"/>
               </w:rPr>
-              <w:t>Identification</w:t>
+              <w:t>Éducation</w:t>
             </w:r>
           </w:p>
         </w:tc>
@@ -3095,7 +5075,7 @@
                 <w:i w:val="0"/>
                 <w:sz w:val="17"/>
               </w:rPr>
-              <w:t>Prière de renseigner la bonne adresse.</w:t>
+              <w:t>Merci de bien vouloir changé 2.04 en OUI et renseigné toutes les autres informations qui concerne SAMBA HAMADI DIA .</w:t>
             </w:r>
           </w:p>
         </w:tc>
@@ -3128,7 +5108,7 @@
                 <w:i w:val="0"/>
                 <w:sz w:val="16"/>
               </w:rPr>
-              <w:t>S01</w:t>
+              <w:t>S02</w:t>
               <w:br/>
             </w:r>
             <w:r>
@@ -3138,7 +5118,7 @@
                 <w:color w:val="64748B"/>
                 <w:sz w:val="14"/>
               </w:rPr>
-              <w:t>Démographie</w:t>
+              <w:t>Éducation</w:t>
             </w:r>
           </w:p>
         </w:tc>
@@ -3154,7 +5134,7 @@
                 <w:color w:val="16A34A"/>
                 <w:sz w:val="16"/>
               </w:rPr>
-              <w:t>—</w:t>
+              <w:t>s01q23, s01q00b, s01q23_autre</w:t>
             </w:r>
           </w:p>
         </w:tc>
@@ -3185,7 +5165,7 @@
                 <w:i w:val="0"/>
                 <w:sz w:val="17"/>
               </w:rPr>
-              <w:t>Attention ! Le montant (9999 Fcfa) dépensé ou reçu en cadeau pour les cartes prépayées, les transferts de crédit et les abonnements de  FATY DIA est relativement élevé par rapport aux autres montants depansés observés dans cette zone.</w:t>
+              <w:t>La raison principale que AMADOU SAMBA DIA n'a pas fait des études dans une école formelle est PAS ENCORE et semble exister dans les modalités, prière de prendre attache avec le QG pour plus d'explication afin de la classer bien.</w:t>
             </w:r>
           </w:p>
         </w:tc>
@@ -3218,7 +5198,7 @@
                 <w:i w:val="0"/>
                 <w:sz w:val="16"/>
               </w:rPr>
-              <w:t>S01</w:t>
+              <w:t>S02</w:t>
               <w:br/>
             </w:r>
             <w:r>
@@ -3228,7 +5208,7 @@
                 <w:color w:val="64748B"/>
                 <w:sz w:val="14"/>
               </w:rPr>
-              <w:t>Démographie</w:t>
+              <w:t>Éducation</w:t>
             </w:r>
           </w:p>
         </w:tc>
@@ -3244,7 +5224,7 @@
                 <w:color w:val="16A34A"/>
                 <w:sz w:val="16"/>
               </w:rPr>
-              <w:t>—</w:t>
+              <w:t>s01q23, s01q00b, s01q23_autre</w:t>
             </w:r>
           </w:p>
         </w:tc>
@@ -3275,7 +5255,7 @@
                 <w:i w:val="0"/>
                 <w:sz w:val="17"/>
               </w:rPr>
-              <w:t>Prière de corriger ou de confirmer avec le QG.</w:t>
+              <w:t>La raison principale que IBRAHIMA DIA n'a pas fait des études dans une école formelle est PAS ENCORE et semble exister dans les modalités, prière de prendre attache avec le QG pour plus d'explication afin de la classer bien.</w:t>
             </w:r>
           </w:p>
         </w:tc>
@@ -3308,7 +5288,7 @@
                 <w:i w:val="0"/>
                 <w:sz w:val="16"/>
               </w:rPr>
-              <w:t>S01</w:t>
+              <w:t>S02</w:t>
               <w:br/>
             </w:r>
             <w:r>
@@ -3318,7 +5298,7 @@
                 <w:color w:val="64748B"/>
                 <w:sz w:val="14"/>
               </w:rPr>
-              <w:t>Démographie</w:t>
+              <w:t>Éducation</w:t>
             </w:r>
           </w:p>
         </w:tc>
@@ -3334,7 +5314,7 @@
                 <w:color w:val="16A34A"/>
                 <w:sz w:val="16"/>
               </w:rPr>
-              <w:t>s01q41a, s01q00b</w:t>
+              <w:t>—</w:t>
             </w:r>
           </w:p>
         </w:tc>
@@ -3365,7 +5345,7 @@
                 <w:i w:val="0"/>
                 <w:sz w:val="17"/>
               </w:rPr>
-              <w:t>Attention ! Le montant (9999 Fcfa) dépensé ou reçu en cadeau pour les recharges internet ou de forfaits de données mobiles(hors appels vocaux), aucours des 30 derniers jours de  FATY DIA est relativement élevé par rapport aux autres montants depansés observés dans cette zone.</w:t>
+              <w:t>Le montant des frais de cantines ou de restauration (1350 FCFA) pour l'année scolaire de ADAMA SAMBA DIA qui fréquente 3ème année de Primaire  semble faible.</w:t>
             </w:r>
           </w:p>
         </w:tc>
@@ -3398,7 +5378,7 @@
                 <w:i w:val="0"/>
                 <w:sz w:val="16"/>
               </w:rPr>
-              <w:t>S01</w:t>
+              <w:t>S02</w:t>
               <w:br/>
             </w:r>
             <w:r>
@@ -3408,7 +5388,7 @@
                 <w:color w:val="64748B"/>
                 <w:sz w:val="14"/>
               </w:rPr>
-              <w:t>Démographie</w:t>
+              <w:t>Éducation</w:t>
             </w:r>
           </w:p>
         </w:tc>
@@ -3455,7 +5435,7 @@
                 <w:i w:val="0"/>
                 <w:sz w:val="17"/>
               </w:rPr>
-              <w:t>Prière de verifier l'information donnée par FATY DIA ou corriger au niveau de la section 1.</w:t>
+              <w:t>Veuillez, s'il vous plait, confirmer ces informations avec le QG ou apporter les corrections nécessaires.</w:t>
             </w:r>
           </w:p>
         </w:tc>
@@ -3488,7 +5468,7 @@
                 <w:i w:val="0"/>
                 <w:sz w:val="16"/>
               </w:rPr>
-              <w:t>S01</w:t>
+              <w:t>S02</w:t>
               <w:br/>
             </w:r>
             <w:r>
@@ -3498,7 +5478,7 @@
                 <w:color w:val="64748B"/>
                 <w:sz w:val="14"/>
               </w:rPr>
-              <w:t>Démographie</w:t>
+              <w:t>Éducation</w:t>
             </w:r>
           </w:p>
         </w:tc>
@@ -3545,7 +5525,7 @@
                 <w:i w:val="0"/>
                 <w:sz w:val="17"/>
               </w:rPr>
-              <w:t>Attention ! Le montant (9999 Fcfa) dépensé ou reçu en cadeau pour les cartes prépayées, les transferts de crédit et les abonnements de  SAMBA HAMADI DIA est relativement élevé par rapport aux autres montants depansés observés dans cette zone.</w:t>
+              <w:t>Le montant des frais de cantines ou de restauration (1350 FCFA) pour l'année scolaire de HAWA DIA qui fréquente 2ème année de Primaire  semble faible.</w:t>
             </w:r>
           </w:p>
         </w:tc>
@@ -3578,7 +5558,7 @@
                 <w:i w:val="0"/>
                 <w:sz w:val="16"/>
               </w:rPr>
-              <w:t>S01</w:t>
+              <w:t>S02</w:t>
               <w:br/>
             </w:r>
             <w:r>
@@ -3588,7 +5568,7 @@
                 <w:color w:val="64748B"/>
                 <w:sz w:val="14"/>
               </w:rPr>
-              <w:t>Démographie</w:t>
+              <w:t>Éducation</w:t>
             </w:r>
           </w:p>
         </w:tc>
@@ -3635,2437 +5615,7 @@
                 <w:i w:val="0"/>
                 <w:sz w:val="17"/>
               </w:rPr>
-              <w:t>Prière de verifier l'information donnée par SAMBA HAMADI DIA ou corriger au niveau de la section 1.</w:t>
-            </w:r>
-          </w:p>
-        </w:tc>
-      </w:tr>
-      <w:tr>
-        <w:tc>
-          <w:tcPr>
-            <w:tcW w:type="dxa" w:w="964"/>
-          </w:tcPr>
-          <w:p>
-            <w:r>
-              <w:rPr>
-                <w:b/>
-                <w:i w:val="0"/>
-                <w:color w:val="EA580C"/>
-                <w:sz w:val="16"/>
-              </w:rPr>
-              <w:t>Moyenne</w:t>
-            </w:r>
-          </w:p>
-        </w:tc>
-        <w:tc>
-          <w:tcPr>
-            <w:tcW w:type="dxa" w:w="1247"/>
-          </w:tcPr>
-          <w:p>
-            <w:r>
-              <w:rPr>
-                <w:b/>
-                <w:i w:val="0"/>
-                <w:sz w:val="16"/>
-              </w:rPr>
-              <w:t>S01</w:t>
-              <w:br/>
-            </w:r>
-            <w:r>
-              <w:rPr>
-                <w:b w:val="0"/>
-                <w:i w:val="0"/>
-                <w:color w:val="64748B"/>
-                <w:sz w:val="14"/>
-              </w:rPr>
-              <w:t>Démographie</w:t>
-            </w:r>
-          </w:p>
-        </w:tc>
-        <w:tc>
-          <w:tcPr>
-            <w:tcW w:type="dxa" w:w="1531"/>
-          </w:tcPr>
-          <w:p>
-            <w:r>
-              <w:rPr>
-                <w:b/>
-                <w:i w:val="0"/>
-                <w:color w:val="16A34A"/>
-                <w:sz w:val="16"/>
-              </w:rPr>
-              <w:t>—</w:t>
-            </w:r>
-          </w:p>
-        </w:tc>
-        <w:tc>
-          <w:tcPr>
-            <w:tcW w:type="dxa" w:w="1191"/>
-          </w:tcPr>
-          <w:p>
-            <w:r>
-              <w:rPr>
-                <w:b w:val="0"/>
-                <w:i w:val="0"/>
-                <w:color w:val="64748B"/>
-                <w:sz w:val="16"/>
-              </w:rPr>
-              <w:t>GT-CQ</w:t>
-            </w:r>
-          </w:p>
-        </w:tc>
-        <w:tc>
-          <w:tcPr>
-            <w:tcW w:type="dxa" w:w="4706"/>
-          </w:tcPr>
-          <w:p>
-            <w:r>
-              <w:rPr>
-                <w:b w:val="0"/>
-                <w:i w:val="0"/>
-                <w:sz w:val="17"/>
-              </w:rPr>
-              <w:t>Prière de verifier l'information donnée par ABDRAHMANE  DIA ou corriger au niveau de la section 1.</w:t>
-            </w:r>
-          </w:p>
-        </w:tc>
-      </w:tr>
-      <w:tr>
-        <w:tc>
-          <w:tcPr>
-            <w:tcW w:type="dxa" w:w="964"/>
-          </w:tcPr>
-          <w:p>
-            <w:r>
-              <w:rPr>
-                <w:b/>
-                <w:i w:val="0"/>
-                <w:color w:val="EA580C"/>
-                <w:sz w:val="16"/>
-              </w:rPr>
-              <w:t>Moyenne</w:t>
-            </w:r>
-          </w:p>
-        </w:tc>
-        <w:tc>
-          <w:tcPr>
-            <w:tcW w:type="dxa" w:w="1247"/>
-          </w:tcPr>
-          <w:p>
-            <w:r>
-              <w:rPr>
-                <w:b/>
-                <w:i w:val="0"/>
-                <w:sz w:val="16"/>
-              </w:rPr>
-              <w:t>S01</w:t>
-              <w:br/>
-            </w:r>
-            <w:r>
-              <w:rPr>
-                <w:b w:val="0"/>
-                <w:i w:val="0"/>
-                <w:color w:val="64748B"/>
-                <w:sz w:val="14"/>
-              </w:rPr>
-              <w:t>Démographie</w:t>
-            </w:r>
-          </w:p>
-        </w:tc>
-        <w:tc>
-          <w:tcPr>
-            <w:tcW w:type="dxa" w:w="1531"/>
-          </w:tcPr>
-          <w:p>
-            <w:r>
-              <w:rPr>
-                <w:b/>
-                <w:i w:val="0"/>
-                <w:color w:val="16A34A"/>
-                <w:sz w:val="16"/>
-              </w:rPr>
-              <w:t>—</w:t>
-            </w:r>
-          </w:p>
-        </w:tc>
-        <w:tc>
-          <w:tcPr>
-            <w:tcW w:type="dxa" w:w="1191"/>
-          </w:tcPr>
-          <w:p>
-            <w:r>
-              <w:rPr>
-                <w:b w:val="0"/>
-                <w:i w:val="0"/>
-                <w:color w:val="64748B"/>
-                <w:sz w:val="16"/>
-              </w:rPr>
-              <w:t>GT-CQ</w:t>
-            </w:r>
-          </w:p>
-        </w:tc>
-        <w:tc>
-          <w:tcPr>
-            <w:tcW w:type="dxa" w:w="4706"/>
-          </w:tcPr>
-          <w:p>
-            <w:r>
-              <w:rPr>
-                <w:b w:val="0"/>
-                <w:i w:val="0"/>
-                <w:sz w:val="17"/>
-              </w:rPr>
-              <w:t>Prière de verifier l'information donnée par ABOU SAMBA DIA ou corriger au niveau de la section 1.</w:t>
-            </w:r>
-          </w:p>
-        </w:tc>
-      </w:tr>
-      <w:tr>
-        <w:tc>
-          <w:tcPr>
-            <w:tcW w:type="dxa" w:w="964"/>
-          </w:tcPr>
-          <w:p>
-            <w:r>
-              <w:rPr>
-                <w:b/>
-                <w:i w:val="0"/>
-                <w:color w:val="EA580C"/>
-                <w:sz w:val="16"/>
-              </w:rPr>
-              <w:t>Moyenne</w:t>
-            </w:r>
-          </w:p>
-        </w:tc>
-        <w:tc>
-          <w:tcPr>
-            <w:tcW w:type="dxa" w:w="1247"/>
-          </w:tcPr>
-          <w:p>
-            <w:r>
-              <w:rPr>
-                <w:b/>
-                <w:i w:val="0"/>
-                <w:sz w:val="16"/>
-              </w:rPr>
-              <w:t>S01</w:t>
-              <w:br/>
-            </w:r>
-            <w:r>
-              <w:rPr>
-                <w:b w:val="0"/>
-                <w:i w:val="0"/>
-                <w:color w:val="64748B"/>
-                <w:sz w:val="14"/>
-              </w:rPr>
-              <w:t>Démographie</w:t>
-            </w:r>
-          </w:p>
-        </w:tc>
-        <w:tc>
-          <w:tcPr>
-            <w:tcW w:type="dxa" w:w="1531"/>
-          </w:tcPr>
-          <w:p>
-            <w:r>
-              <w:rPr>
-                <w:b/>
-                <w:i w:val="0"/>
-                <w:color w:val="16A34A"/>
-                <w:sz w:val="16"/>
-              </w:rPr>
-              <w:t>—</w:t>
-            </w:r>
-          </w:p>
-        </w:tc>
-        <w:tc>
-          <w:tcPr>
-            <w:tcW w:type="dxa" w:w="1191"/>
-          </w:tcPr>
-          <w:p>
-            <w:r>
-              <w:rPr>
-                <w:b w:val="0"/>
-                <w:i w:val="0"/>
-                <w:color w:val="64748B"/>
-                <w:sz w:val="16"/>
-              </w:rPr>
-              <w:t>GT-CQ</w:t>
-            </w:r>
-          </w:p>
-        </w:tc>
-        <w:tc>
-          <w:tcPr>
-            <w:tcW w:type="dxa" w:w="4706"/>
-          </w:tcPr>
-          <w:p>
-            <w:r>
-              <w:rPr>
-                <w:b w:val="0"/>
-                <w:i w:val="0"/>
-                <w:sz w:val="17"/>
-              </w:rPr>
-              <w:t>Prière de verifier l'information donnée par ADAMA SAMBA DIA ou corriger au niveau de la section 1.</w:t>
-            </w:r>
-          </w:p>
-        </w:tc>
-      </w:tr>
-      <w:tr>
-        <w:tc>
-          <w:tcPr>
-            <w:tcW w:type="dxa" w:w="964"/>
-          </w:tcPr>
-          <w:p>
-            <w:r>
-              <w:rPr>
-                <w:b/>
-                <w:i w:val="0"/>
-                <w:color w:val="EA580C"/>
-                <w:sz w:val="16"/>
-              </w:rPr>
-              <w:t>Moyenne</w:t>
-            </w:r>
-          </w:p>
-        </w:tc>
-        <w:tc>
-          <w:tcPr>
-            <w:tcW w:type="dxa" w:w="1247"/>
-          </w:tcPr>
-          <w:p>
-            <w:r>
-              <w:rPr>
-                <w:b/>
-                <w:i w:val="0"/>
-                <w:sz w:val="16"/>
-              </w:rPr>
-              <w:t>S01</w:t>
-              <w:br/>
-            </w:r>
-            <w:r>
-              <w:rPr>
-                <w:b w:val="0"/>
-                <w:i w:val="0"/>
-                <w:color w:val="64748B"/>
-                <w:sz w:val="14"/>
-              </w:rPr>
-              <w:t>Démographie</w:t>
-            </w:r>
-          </w:p>
-        </w:tc>
-        <w:tc>
-          <w:tcPr>
-            <w:tcW w:type="dxa" w:w="1531"/>
-          </w:tcPr>
-          <w:p>
-            <w:r>
-              <w:rPr>
-                <w:b/>
-                <w:i w:val="0"/>
-                <w:color w:val="16A34A"/>
-                <w:sz w:val="16"/>
-              </w:rPr>
-              <w:t>—</w:t>
-            </w:r>
-          </w:p>
-        </w:tc>
-        <w:tc>
-          <w:tcPr>
-            <w:tcW w:type="dxa" w:w="1191"/>
-          </w:tcPr>
-          <w:p>
-            <w:r>
-              <w:rPr>
-                <w:b w:val="0"/>
-                <w:i w:val="0"/>
-                <w:color w:val="64748B"/>
-                <w:sz w:val="16"/>
-              </w:rPr>
-              <w:t>GT-CQ</w:t>
-            </w:r>
-          </w:p>
-        </w:tc>
-        <w:tc>
-          <w:tcPr>
-            <w:tcW w:type="dxa" w:w="4706"/>
-          </w:tcPr>
-          <w:p>
-            <w:r>
-              <w:rPr>
-                <w:b w:val="0"/>
-                <w:i w:val="0"/>
-                <w:sz w:val="17"/>
-              </w:rPr>
-              <w:t>Prière de verifier l'information donnée par AISSATA AMADOU DIA ou corriger au niveau de la section 1.</w:t>
-            </w:r>
-          </w:p>
-        </w:tc>
-      </w:tr>
-      <w:tr>
-        <w:tc>
-          <w:tcPr>
-            <w:tcW w:type="dxa" w:w="964"/>
-          </w:tcPr>
-          <w:p>
-            <w:r>
-              <w:rPr>
-                <w:b/>
-                <w:i w:val="0"/>
-                <w:color w:val="EA580C"/>
-                <w:sz w:val="16"/>
-              </w:rPr>
-              <w:t>Moyenne</w:t>
-            </w:r>
-          </w:p>
-        </w:tc>
-        <w:tc>
-          <w:tcPr>
-            <w:tcW w:type="dxa" w:w="1247"/>
-          </w:tcPr>
-          <w:p>
-            <w:r>
-              <w:rPr>
-                <w:b/>
-                <w:i w:val="0"/>
-                <w:sz w:val="16"/>
-              </w:rPr>
-              <w:t>S01</w:t>
-              <w:br/>
-            </w:r>
-            <w:r>
-              <w:rPr>
-                <w:b w:val="0"/>
-                <w:i w:val="0"/>
-                <w:color w:val="64748B"/>
-                <w:sz w:val="14"/>
-              </w:rPr>
-              <w:t>Démographie</w:t>
-            </w:r>
-          </w:p>
-        </w:tc>
-        <w:tc>
-          <w:tcPr>
-            <w:tcW w:type="dxa" w:w="1531"/>
-          </w:tcPr>
-          <w:p>
-            <w:r>
-              <w:rPr>
-                <w:b/>
-                <w:i w:val="0"/>
-                <w:color w:val="16A34A"/>
-                <w:sz w:val="16"/>
-              </w:rPr>
-              <w:t>—</w:t>
-            </w:r>
-          </w:p>
-        </w:tc>
-        <w:tc>
-          <w:tcPr>
-            <w:tcW w:type="dxa" w:w="1191"/>
-          </w:tcPr>
-          <w:p>
-            <w:r>
-              <w:rPr>
-                <w:b w:val="0"/>
-                <w:i w:val="0"/>
-                <w:color w:val="64748B"/>
-                <w:sz w:val="16"/>
-              </w:rPr>
-              <w:t>GT-CQ</w:t>
-            </w:r>
-          </w:p>
-        </w:tc>
-        <w:tc>
-          <w:tcPr>
-            <w:tcW w:type="dxa" w:w="4706"/>
-          </w:tcPr>
-          <w:p>
-            <w:r>
-              <w:rPr>
-                <w:b w:val="0"/>
-                <w:i w:val="0"/>
-                <w:sz w:val="17"/>
-              </w:rPr>
-              <w:t>Prière de verifier l'information donnée par AMADOU HAMADY DIA ou corriger au niveau de la section 1.</w:t>
-            </w:r>
-          </w:p>
-        </w:tc>
-      </w:tr>
-      <w:tr>
-        <w:tc>
-          <w:tcPr>
-            <w:tcW w:type="dxa" w:w="964"/>
-          </w:tcPr>
-          <w:p>
-            <w:r>
-              <w:rPr>
-                <w:b/>
-                <w:i w:val="0"/>
-                <w:color w:val="EA580C"/>
-                <w:sz w:val="16"/>
-              </w:rPr>
-              <w:t>Moyenne</w:t>
-            </w:r>
-          </w:p>
-        </w:tc>
-        <w:tc>
-          <w:tcPr>
-            <w:tcW w:type="dxa" w:w="1247"/>
-          </w:tcPr>
-          <w:p>
-            <w:r>
-              <w:rPr>
-                <w:b/>
-                <w:i w:val="0"/>
-                <w:sz w:val="16"/>
-              </w:rPr>
-              <w:t>S01</w:t>
-              <w:br/>
-            </w:r>
-            <w:r>
-              <w:rPr>
-                <w:b w:val="0"/>
-                <w:i w:val="0"/>
-                <w:color w:val="64748B"/>
-                <w:sz w:val="14"/>
-              </w:rPr>
-              <w:t>Démographie</w:t>
-            </w:r>
-          </w:p>
-        </w:tc>
-        <w:tc>
-          <w:tcPr>
-            <w:tcW w:type="dxa" w:w="1531"/>
-          </w:tcPr>
-          <w:p>
-            <w:r>
-              <w:rPr>
-                <w:b/>
-                <w:i w:val="0"/>
-                <w:color w:val="16A34A"/>
-                <w:sz w:val="16"/>
-              </w:rPr>
-              <w:t>—</w:t>
-            </w:r>
-          </w:p>
-        </w:tc>
-        <w:tc>
-          <w:tcPr>
-            <w:tcW w:type="dxa" w:w="1191"/>
-          </w:tcPr>
-          <w:p>
-            <w:r>
-              <w:rPr>
-                <w:b w:val="0"/>
-                <w:i w:val="0"/>
-                <w:color w:val="64748B"/>
-                <w:sz w:val="16"/>
-              </w:rPr>
-              <w:t>GT-CQ</w:t>
-            </w:r>
-          </w:p>
-        </w:tc>
-        <w:tc>
-          <w:tcPr>
-            <w:tcW w:type="dxa" w:w="4706"/>
-          </w:tcPr>
-          <w:p>
-            <w:r>
-              <w:rPr>
-                <w:b w:val="0"/>
-                <w:i w:val="0"/>
-                <w:sz w:val="17"/>
-              </w:rPr>
-              <w:t>Prière de verifier l'information donnée par AMADOU SAMBA DIA ou corriger au niveau de la section 1.</w:t>
-            </w:r>
-          </w:p>
-        </w:tc>
-      </w:tr>
-      <w:tr>
-        <w:tc>
-          <w:tcPr>
-            <w:tcW w:type="dxa" w:w="964"/>
-          </w:tcPr>
-          <w:p>
-            <w:r>
-              <w:rPr>
-                <w:b/>
-                <w:i w:val="0"/>
-                <w:color w:val="EA580C"/>
-                <w:sz w:val="16"/>
-              </w:rPr>
-              <w:t>Moyenne</w:t>
-            </w:r>
-          </w:p>
-        </w:tc>
-        <w:tc>
-          <w:tcPr>
-            <w:tcW w:type="dxa" w:w="1247"/>
-          </w:tcPr>
-          <w:p>
-            <w:r>
-              <w:rPr>
-                <w:b/>
-                <w:i w:val="0"/>
-                <w:sz w:val="16"/>
-              </w:rPr>
-              <w:t>S01</w:t>
-              <w:br/>
-            </w:r>
-            <w:r>
-              <w:rPr>
-                <w:b w:val="0"/>
-                <w:i w:val="0"/>
-                <w:color w:val="64748B"/>
-                <w:sz w:val="14"/>
-              </w:rPr>
-              <w:t>Démographie</w:t>
-            </w:r>
-          </w:p>
-        </w:tc>
-        <w:tc>
-          <w:tcPr>
-            <w:tcW w:type="dxa" w:w="1531"/>
-          </w:tcPr>
-          <w:p>
-            <w:r>
-              <w:rPr>
-                <w:b/>
-                <w:i w:val="0"/>
-                <w:color w:val="16A34A"/>
-                <w:sz w:val="16"/>
-              </w:rPr>
-              <w:t>—</w:t>
-            </w:r>
-          </w:p>
-        </w:tc>
-        <w:tc>
-          <w:tcPr>
-            <w:tcW w:type="dxa" w:w="1191"/>
-          </w:tcPr>
-          <w:p>
-            <w:r>
-              <w:rPr>
-                <w:b w:val="0"/>
-                <w:i w:val="0"/>
-                <w:color w:val="64748B"/>
-                <w:sz w:val="16"/>
-              </w:rPr>
-              <w:t>GT-CQ</w:t>
-            </w:r>
-          </w:p>
-        </w:tc>
-        <w:tc>
-          <w:tcPr>
-            <w:tcW w:type="dxa" w:w="4706"/>
-          </w:tcPr>
-          <w:p>
-            <w:r>
-              <w:rPr>
-                <w:b w:val="0"/>
-                <w:i w:val="0"/>
-                <w:sz w:val="17"/>
-              </w:rPr>
-              <w:t>Prière de verifier l'information donnée par COUMBA DIA ou corriger au niveau de la section 1.</w:t>
-            </w:r>
-          </w:p>
-        </w:tc>
-      </w:tr>
-      <w:tr>
-        <w:tc>
-          <w:tcPr>
-            <w:tcW w:type="dxa" w:w="964"/>
-          </w:tcPr>
-          <w:p>
-            <w:r>
-              <w:rPr>
-                <w:b/>
-                <w:i w:val="0"/>
-                <w:color w:val="EA580C"/>
-                <w:sz w:val="16"/>
-              </w:rPr>
-              <w:t>Moyenne</w:t>
-            </w:r>
-          </w:p>
-        </w:tc>
-        <w:tc>
-          <w:tcPr>
-            <w:tcW w:type="dxa" w:w="1247"/>
-          </w:tcPr>
-          <w:p>
-            <w:r>
-              <w:rPr>
-                <w:b/>
-                <w:i w:val="0"/>
-                <w:sz w:val="16"/>
-              </w:rPr>
-              <w:t>S01</w:t>
-              <w:br/>
-            </w:r>
-            <w:r>
-              <w:rPr>
-                <w:b w:val="0"/>
-                <w:i w:val="0"/>
-                <w:color w:val="64748B"/>
-                <w:sz w:val="14"/>
-              </w:rPr>
-              <w:t>Démographie</w:t>
-            </w:r>
-          </w:p>
-        </w:tc>
-        <w:tc>
-          <w:tcPr>
-            <w:tcW w:type="dxa" w:w="1531"/>
-          </w:tcPr>
-          <w:p>
-            <w:r>
-              <w:rPr>
-                <w:b/>
-                <w:i w:val="0"/>
-                <w:color w:val="16A34A"/>
-                <w:sz w:val="16"/>
-              </w:rPr>
-              <w:t>—</w:t>
-            </w:r>
-          </w:p>
-        </w:tc>
-        <w:tc>
-          <w:tcPr>
-            <w:tcW w:type="dxa" w:w="1191"/>
-          </w:tcPr>
-          <w:p>
-            <w:r>
-              <w:rPr>
-                <w:b w:val="0"/>
-                <w:i w:val="0"/>
-                <w:color w:val="64748B"/>
-                <w:sz w:val="16"/>
-              </w:rPr>
-              <w:t>GT-CQ</w:t>
-            </w:r>
-          </w:p>
-        </w:tc>
-        <w:tc>
-          <w:tcPr>
-            <w:tcW w:type="dxa" w:w="4706"/>
-          </w:tcPr>
-          <w:p>
-            <w:r>
-              <w:rPr>
-                <w:b w:val="0"/>
-                <w:i w:val="0"/>
-                <w:sz w:val="17"/>
-              </w:rPr>
-              <w:t>Prière de verifier l'information donnée par HAMIDOU DIA ou corriger au niveau de la section 1.</w:t>
-            </w:r>
-          </w:p>
-        </w:tc>
-      </w:tr>
-      <w:tr>
-        <w:tc>
-          <w:tcPr>
-            <w:tcW w:type="dxa" w:w="964"/>
-          </w:tcPr>
-          <w:p>
-            <w:r>
-              <w:rPr>
-                <w:b/>
-                <w:i w:val="0"/>
-                <w:color w:val="EA580C"/>
-                <w:sz w:val="16"/>
-              </w:rPr>
-              <w:t>Moyenne</w:t>
-            </w:r>
-          </w:p>
-        </w:tc>
-        <w:tc>
-          <w:tcPr>
-            <w:tcW w:type="dxa" w:w="1247"/>
-          </w:tcPr>
-          <w:p>
-            <w:r>
-              <w:rPr>
-                <w:b/>
-                <w:i w:val="0"/>
-                <w:sz w:val="16"/>
-              </w:rPr>
-              <w:t>S01</w:t>
-              <w:br/>
-            </w:r>
-            <w:r>
-              <w:rPr>
-                <w:b w:val="0"/>
-                <w:i w:val="0"/>
-                <w:color w:val="64748B"/>
-                <w:sz w:val="14"/>
-              </w:rPr>
-              <w:t>Démographie</w:t>
-            </w:r>
-          </w:p>
-        </w:tc>
-        <w:tc>
-          <w:tcPr>
-            <w:tcW w:type="dxa" w:w="1531"/>
-          </w:tcPr>
-          <w:p>
-            <w:r>
-              <w:rPr>
-                <w:b/>
-                <w:i w:val="0"/>
-                <w:color w:val="16A34A"/>
-                <w:sz w:val="16"/>
-              </w:rPr>
-              <w:t>—</w:t>
-            </w:r>
-          </w:p>
-        </w:tc>
-        <w:tc>
-          <w:tcPr>
-            <w:tcW w:type="dxa" w:w="1191"/>
-          </w:tcPr>
-          <w:p>
-            <w:r>
-              <w:rPr>
-                <w:b w:val="0"/>
-                <w:i w:val="0"/>
-                <w:color w:val="64748B"/>
-                <w:sz w:val="16"/>
-              </w:rPr>
-              <w:t>GT-CQ</w:t>
-            </w:r>
-          </w:p>
-        </w:tc>
-        <w:tc>
-          <w:tcPr>
-            <w:tcW w:type="dxa" w:w="4706"/>
-          </w:tcPr>
-          <w:p>
-            <w:r>
-              <w:rPr>
-                <w:b w:val="0"/>
-                <w:i w:val="0"/>
-                <w:sz w:val="17"/>
-              </w:rPr>
-              <w:t>Prière de verifier l'information donnée par HAWA DIA ou corriger au niveau de la section 1.</w:t>
-            </w:r>
-          </w:p>
-        </w:tc>
-      </w:tr>
-      <w:tr>
-        <w:tc>
-          <w:tcPr>
-            <w:tcW w:type="dxa" w:w="964"/>
-          </w:tcPr>
-          <w:p>
-            <w:r>
-              <w:rPr>
-                <w:b/>
-                <w:i w:val="0"/>
-                <w:color w:val="EA580C"/>
-                <w:sz w:val="16"/>
-              </w:rPr>
-              <w:t>Moyenne</w:t>
-            </w:r>
-          </w:p>
-        </w:tc>
-        <w:tc>
-          <w:tcPr>
-            <w:tcW w:type="dxa" w:w="1247"/>
-          </w:tcPr>
-          <w:p>
-            <w:r>
-              <w:rPr>
-                <w:b/>
-                <w:i w:val="0"/>
-                <w:sz w:val="16"/>
-              </w:rPr>
-              <w:t>S01</w:t>
-              <w:br/>
-            </w:r>
-            <w:r>
-              <w:rPr>
-                <w:b w:val="0"/>
-                <w:i w:val="0"/>
-                <w:color w:val="64748B"/>
-                <w:sz w:val="14"/>
-              </w:rPr>
-              <w:t>Démographie</w:t>
-            </w:r>
-          </w:p>
-        </w:tc>
-        <w:tc>
-          <w:tcPr>
-            <w:tcW w:type="dxa" w:w="1531"/>
-          </w:tcPr>
-          <w:p>
-            <w:r>
-              <w:rPr>
-                <w:b/>
-                <w:i w:val="0"/>
-                <w:color w:val="16A34A"/>
-                <w:sz w:val="16"/>
-              </w:rPr>
-              <w:t>—</w:t>
-            </w:r>
-          </w:p>
-        </w:tc>
-        <w:tc>
-          <w:tcPr>
-            <w:tcW w:type="dxa" w:w="1191"/>
-          </w:tcPr>
-          <w:p>
-            <w:r>
-              <w:rPr>
-                <w:b w:val="0"/>
-                <w:i w:val="0"/>
-                <w:color w:val="64748B"/>
-                <w:sz w:val="16"/>
-              </w:rPr>
-              <w:t>GT-CQ</w:t>
-            </w:r>
-          </w:p>
-        </w:tc>
-        <w:tc>
-          <w:tcPr>
-            <w:tcW w:type="dxa" w:w="4706"/>
-          </w:tcPr>
-          <w:p>
-            <w:r>
-              <w:rPr>
-                <w:b w:val="0"/>
-                <w:i w:val="0"/>
-                <w:sz w:val="17"/>
-              </w:rPr>
-              <w:t>Prière de verifier l'information donnée par IBRAHIMA DIA ou corriger au niveau de la section 1.</w:t>
-            </w:r>
-          </w:p>
-        </w:tc>
-      </w:tr>
-      <w:tr>
-        <w:tc>
-          <w:tcPr>
-            <w:tcW w:type="dxa" w:w="964"/>
-          </w:tcPr>
-          <w:p>
-            <w:r>
-              <w:rPr>
-                <w:b/>
-                <w:i w:val="0"/>
-                <w:color w:val="EA580C"/>
-                <w:sz w:val="16"/>
-              </w:rPr>
-              <w:t>Moyenne</w:t>
-            </w:r>
-          </w:p>
-        </w:tc>
-        <w:tc>
-          <w:tcPr>
-            <w:tcW w:type="dxa" w:w="1247"/>
-          </w:tcPr>
-          <w:p>
-            <w:r>
-              <w:rPr>
-                <w:b/>
-                <w:i w:val="0"/>
-                <w:sz w:val="16"/>
-              </w:rPr>
-              <w:t>S01</w:t>
-              <w:br/>
-            </w:r>
-            <w:r>
-              <w:rPr>
-                <w:b w:val="0"/>
-                <w:i w:val="0"/>
-                <w:color w:val="64748B"/>
-                <w:sz w:val="14"/>
-              </w:rPr>
-              <w:t>Démographie</w:t>
-            </w:r>
-          </w:p>
-        </w:tc>
-        <w:tc>
-          <w:tcPr>
-            <w:tcW w:type="dxa" w:w="1531"/>
-          </w:tcPr>
-          <w:p>
-            <w:r>
-              <w:rPr>
-                <w:b/>
-                <w:i w:val="0"/>
-                <w:color w:val="16A34A"/>
-                <w:sz w:val="16"/>
-              </w:rPr>
-              <w:t>—</w:t>
-            </w:r>
-          </w:p>
-        </w:tc>
-        <w:tc>
-          <w:tcPr>
-            <w:tcW w:type="dxa" w:w="1191"/>
-          </w:tcPr>
-          <w:p>
-            <w:r>
-              <w:rPr>
-                <w:b w:val="0"/>
-                <w:i w:val="0"/>
-                <w:color w:val="64748B"/>
-                <w:sz w:val="16"/>
-              </w:rPr>
-              <w:t>GT-CQ</w:t>
-            </w:r>
-          </w:p>
-        </w:tc>
-        <w:tc>
-          <w:tcPr>
-            <w:tcW w:type="dxa" w:w="4706"/>
-          </w:tcPr>
-          <w:p>
-            <w:r>
-              <w:rPr>
-                <w:b w:val="0"/>
-                <w:i w:val="0"/>
-                <w:sz w:val="17"/>
-              </w:rPr>
-              <w:t>Prière de verifier l'information donnée par KARDIATOU  DIA ou corriger au niveau de la section 1.</w:t>
-            </w:r>
-          </w:p>
-        </w:tc>
-      </w:tr>
-      <w:tr>
-        <w:tc>
-          <w:tcPr>
-            <w:tcW w:type="dxa" w:w="964"/>
-          </w:tcPr>
-          <w:p>
-            <w:r>
-              <w:rPr>
-                <w:b/>
-                <w:i w:val="0"/>
-                <w:color w:val="EA580C"/>
-                <w:sz w:val="16"/>
-              </w:rPr>
-              <w:t>Moyenne</w:t>
-            </w:r>
-          </w:p>
-        </w:tc>
-        <w:tc>
-          <w:tcPr>
-            <w:tcW w:type="dxa" w:w="1247"/>
-          </w:tcPr>
-          <w:p>
-            <w:r>
-              <w:rPr>
-                <w:b/>
-                <w:i w:val="0"/>
-                <w:sz w:val="16"/>
-              </w:rPr>
-              <w:t>S01</w:t>
-              <w:br/>
-            </w:r>
-            <w:r>
-              <w:rPr>
-                <w:b w:val="0"/>
-                <w:i w:val="0"/>
-                <w:color w:val="64748B"/>
-                <w:sz w:val="14"/>
-              </w:rPr>
-              <w:t>Démographie</w:t>
-            </w:r>
-          </w:p>
-        </w:tc>
-        <w:tc>
-          <w:tcPr>
-            <w:tcW w:type="dxa" w:w="1531"/>
-          </w:tcPr>
-          <w:p>
-            <w:r>
-              <w:rPr>
-                <w:b/>
-                <w:i w:val="0"/>
-                <w:color w:val="16A34A"/>
-                <w:sz w:val="16"/>
-              </w:rPr>
-              <w:t>—</w:t>
-            </w:r>
-          </w:p>
-        </w:tc>
-        <w:tc>
-          <w:tcPr>
-            <w:tcW w:type="dxa" w:w="1191"/>
-          </w:tcPr>
-          <w:p>
-            <w:r>
-              <w:rPr>
-                <w:b w:val="0"/>
-                <w:i w:val="0"/>
-                <w:color w:val="64748B"/>
-                <w:sz w:val="16"/>
-              </w:rPr>
-              <w:t>GT-CQ</w:t>
-            </w:r>
-          </w:p>
-        </w:tc>
-        <w:tc>
-          <w:tcPr>
-            <w:tcW w:type="dxa" w:w="4706"/>
-          </w:tcPr>
-          <w:p>
-            <w:r>
-              <w:rPr>
-                <w:b w:val="0"/>
-                <w:i w:val="0"/>
-                <w:sz w:val="17"/>
-              </w:rPr>
-              <w:t>Prière de verifier l'information donnée par MARIAME DIA ou corriger au niveau de la section 1.</w:t>
-            </w:r>
-          </w:p>
-        </w:tc>
-      </w:tr>
-      <w:tr>
-        <w:tc>
-          <w:tcPr>
-            <w:tcW w:type="dxa" w:w="964"/>
-          </w:tcPr>
-          <w:p>
-            <w:r>
-              <w:rPr>
-                <w:b/>
-                <w:i w:val="0"/>
-                <w:color w:val="EA580C"/>
-                <w:sz w:val="16"/>
-              </w:rPr>
-              <w:t>Moyenne</w:t>
-            </w:r>
-          </w:p>
-        </w:tc>
-        <w:tc>
-          <w:tcPr>
-            <w:tcW w:type="dxa" w:w="1247"/>
-          </w:tcPr>
-          <w:p>
-            <w:r>
-              <w:rPr>
-                <w:b/>
-                <w:i w:val="0"/>
-                <w:sz w:val="16"/>
-              </w:rPr>
-              <w:t>S01</w:t>
-              <w:br/>
-            </w:r>
-            <w:r>
-              <w:rPr>
-                <w:b w:val="0"/>
-                <w:i w:val="0"/>
-                <w:color w:val="64748B"/>
-                <w:sz w:val="14"/>
-              </w:rPr>
-              <w:t>Démographie</w:t>
-            </w:r>
-          </w:p>
-        </w:tc>
-        <w:tc>
-          <w:tcPr>
-            <w:tcW w:type="dxa" w:w="1531"/>
-          </w:tcPr>
-          <w:p>
-            <w:r>
-              <w:rPr>
-                <w:b/>
-                <w:i w:val="0"/>
-                <w:color w:val="16A34A"/>
-                <w:sz w:val="16"/>
-              </w:rPr>
-              <w:t>s00q27, s01q03a, s01q03b, s01q03c, s01q00b</w:t>
-            </w:r>
-          </w:p>
-        </w:tc>
-        <w:tc>
-          <w:tcPr>
-            <w:tcW w:type="dxa" w:w="1191"/>
-          </w:tcPr>
-          <w:p>
-            <w:r>
-              <w:rPr>
-                <w:b w:val="0"/>
-                <w:i w:val="0"/>
-                <w:color w:val="64748B"/>
-                <w:sz w:val="16"/>
-              </w:rPr>
-              <w:t>GT-CQ</w:t>
-            </w:r>
-          </w:p>
-        </w:tc>
-        <w:tc>
-          <w:tcPr>
-            <w:tcW w:type="dxa" w:w="4706"/>
-          </w:tcPr>
-          <w:p>
-            <w:r>
-              <w:rPr>
-                <w:b w:val="0"/>
-                <w:i w:val="0"/>
-                <w:sz w:val="17"/>
-              </w:rPr>
-              <w:t>Les informations sur l'acte de naissance (ni Jours, ni mois et ni années) de  MAIMOUNA AMADOU DIALLO  manquent, s'il vous plait pouvez-vous fournir d'effort pour avoir ces informations.</w:t>
-            </w:r>
-          </w:p>
-        </w:tc>
-      </w:tr>
-      <w:tr>
-        <w:tc>
-          <w:tcPr>
-            <w:tcW w:type="dxa" w:w="964"/>
-          </w:tcPr>
-          <w:p>
-            <w:r>
-              <w:rPr>
-                <w:b/>
-                <w:i w:val="0"/>
-                <w:color w:val="EA580C"/>
-                <w:sz w:val="16"/>
-              </w:rPr>
-              <w:t>Moyenne</w:t>
-            </w:r>
-          </w:p>
-        </w:tc>
-        <w:tc>
-          <w:tcPr>
-            <w:tcW w:type="dxa" w:w="1247"/>
-          </w:tcPr>
-          <w:p>
-            <w:r>
-              <w:rPr>
-                <w:b/>
-                <w:i w:val="0"/>
-                <w:sz w:val="16"/>
-              </w:rPr>
-              <w:t>S02</w:t>
-              <w:br/>
-            </w:r>
-            <w:r>
-              <w:rPr>
-                <w:b w:val="0"/>
-                <w:i w:val="0"/>
-                <w:color w:val="64748B"/>
-                <w:sz w:val="14"/>
-              </w:rPr>
-              <w:t>Éducation</w:t>
-            </w:r>
-          </w:p>
-        </w:tc>
-        <w:tc>
-          <w:tcPr>
-            <w:tcW w:type="dxa" w:w="1531"/>
-          </w:tcPr>
-          <w:p>
-            <w:r>
-              <w:rPr>
-                <w:b/>
-                <w:i w:val="0"/>
-                <w:color w:val="16A34A"/>
-                <w:sz w:val="16"/>
-              </w:rPr>
-              <w:t>—</w:t>
-            </w:r>
-          </w:p>
-        </w:tc>
-        <w:tc>
-          <w:tcPr>
-            <w:tcW w:type="dxa" w:w="1191"/>
-          </w:tcPr>
-          <w:p>
-            <w:r>
-              <w:rPr>
-                <w:b w:val="0"/>
-                <w:i w:val="0"/>
-                <w:color w:val="64748B"/>
-                <w:sz w:val="16"/>
-              </w:rPr>
-              <w:t>GT-CQ</w:t>
-            </w:r>
-          </w:p>
-        </w:tc>
-        <w:tc>
-          <w:tcPr>
-            <w:tcW w:type="dxa" w:w="4706"/>
-          </w:tcPr>
-          <w:p>
-            <w:r>
-              <w:rPr>
-                <w:b w:val="0"/>
-                <w:i w:val="0"/>
-                <w:sz w:val="17"/>
-              </w:rPr>
-              <w:t>veuillez, s'il vous plait, confirmer les frais de scolarité ( 1000 FCFA) payée de ADAMA SAMBA DIA avec le QG ou apporter les corrections nécessaires.</w:t>
-            </w:r>
-          </w:p>
-        </w:tc>
-      </w:tr>
-      <w:tr>
-        <w:tc>
-          <w:tcPr>
-            <w:tcW w:type="dxa" w:w="964"/>
-          </w:tcPr>
-          <w:p>
-            <w:r>
-              <w:rPr>
-                <w:b/>
-                <w:i w:val="0"/>
-                <w:color w:val="EA580C"/>
-                <w:sz w:val="16"/>
-              </w:rPr>
-              <w:t>Moyenne</w:t>
-            </w:r>
-          </w:p>
-        </w:tc>
-        <w:tc>
-          <w:tcPr>
-            <w:tcW w:type="dxa" w:w="1247"/>
-          </w:tcPr>
-          <w:p>
-            <w:r>
-              <w:rPr>
-                <w:b/>
-                <w:i w:val="0"/>
-                <w:sz w:val="16"/>
-              </w:rPr>
-              <w:t>S02</w:t>
-              <w:br/>
-            </w:r>
-            <w:r>
-              <w:rPr>
-                <w:b w:val="0"/>
-                <w:i w:val="0"/>
-                <w:color w:val="64748B"/>
-                <w:sz w:val="14"/>
-              </w:rPr>
-              <w:t>Éducation</w:t>
-            </w:r>
-          </w:p>
-        </w:tc>
-        <w:tc>
-          <w:tcPr>
-            <w:tcW w:type="dxa" w:w="1531"/>
-          </w:tcPr>
-          <w:p>
-            <w:r>
-              <w:rPr>
-                <w:b/>
-                <w:i w:val="0"/>
-                <w:color w:val="16A34A"/>
-                <w:sz w:val="16"/>
-              </w:rPr>
-              <w:t>—</w:t>
-            </w:r>
-          </w:p>
-        </w:tc>
-        <w:tc>
-          <w:tcPr>
-            <w:tcW w:type="dxa" w:w="1191"/>
-          </w:tcPr>
-          <w:p>
-            <w:r>
-              <w:rPr>
-                <w:b w:val="0"/>
-                <w:i w:val="0"/>
-                <w:color w:val="64748B"/>
-                <w:sz w:val="16"/>
-              </w:rPr>
-              <w:t>GT-CQ</w:t>
-            </w:r>
-          </w:p>
-        </w:tc>
-        <w:tc>
-          <w:tcPr>
-            <w:tcW w:type="dxa" w:w="4706"/>
-          </w:tcPr>
-          <w:p>
-            <w:r>
-              <w:rPr>
-                <w:b w:val="0"/>
-                <w:i w:val="0"/>
-                <w:sz w:val="17"/>
-              </w:rPr>
-              <w:t>Le montant des frais de cantines ou de restauration (1350 FCFA) pour l'année scolaire de ADAMA SAMBA DIA qui fréquente 3ème année de Primaire  semble faible.</w:t>
-            </w:r>
-          </w:p>
-        </w:tc>
-      </w:tr>
-      <w:tr>
-        <w:tc>
-          <w:tcPr>
-            <w:tcW w:type="dxa" w:w="964"/>
-          </w:tcPr>
-          <w:p>
-            <w:r>
-              <w:rPr>
-                <w:b/>
-                <w:i w:val="0"/>
-                <w:color w:val="EA580C"/>
-                <w:sz w:val="16"/>
-              </w:rPr>
-              <w:t>Moyenne</w:t>
-            </w:r>
-          </w:p>
-        </w:tc>
-        <w:tc>
-          <w:tcPr>
-            <w:tcW w:type="dxa" w:w="1247"/>
-          </w:tcPr>
-          <w:p>
-            <w:r>
-              <w:rPr>
-                <w:b/>
-                <w:i w:val="0"/>
-                <w:sz w:val="16"/>
-              </w:rPr>
-              <w:t>S02</w:t>
-              <w:br/>
-            </w:r>
-            <w:r>
-              <w:rPr>
-                <w:b w:val="0"/>
-                <w:i w:val="0"/>
-                <w:color w:val="64748B"/>
-                <w:sz w:val="14"/>
-              </w:rPr>
-              <w:t>Éducation</w:t>
-            </w:r>
-          </w:p>
-        </w:tc>
-        <w:tc>
-          <w:tcPr>
-            <w:tcW w:type="dxa" w:w="1531"/>
-          </w:tcPr>
-          <w:p>
-            <w:r>
-              <w:rPr>
-                <w:b/>
-                <w:i w:val="0"/>
-                <w:color w:val="16A34A"/>
-                <w:sz w:val="16"/>
-              </w:rPr>
-              <w:t>—</w:t>
-            </w:r>
-          </w:p>
-        </w:tc>
-        <w:tc>
-          <w:tcPr>
-            <w:tcW w:type="dxa" w:w="1191"/>
-          </w:tcPr>
-          <w:p>
-            <w:r>
-              <w:rPr>
-                <w:b w:val="0"/>
-                <w:i w:val="0"/>
-                <w:color w:val="64748B"/>
-                <w:sz w:val="16"/>
-              </w:rPr>
-              <w:t>GT-CQ</w:t>
-            </w:r>
-          </w:p>
-        </w:tc>
-        <w:tc>
-          <w:tcPr>
-            <w:tcW w:type="dxa" w:w="4706"/>
-          </w:tcPr>
-          <w:p>
-            <w:r>
-              <w:rPr>
-                <w:b w:val="0"/>
-                <w:i w:val="0"/>
-                <w:sz w:val="17"/>
-              </w:rPr>
-              <w:t>Veuillez, s'il vous plait, confirmer ces informations avec le QG ou apporter les corrections nécessaires.</w:t>
-            </w:r>
-          </w:p>
-        </w:tc>
-      </w:tr>
-      <w:tr>
-        <w:tc>
-          <w:tcPr>
-            <w:tcW w:type="dxa" w:w="964"/>
-          </w:tcPr>
-          <w:p>
-            <w:r>
-              <w:rPr>
-                <w:b/>
-                <w:i w:val="0"/>
-                <w:color w:val="EA580C"/>
-                <w:sz w:val="16"/>
-              </w:rPr>
-              <w:t>Moyenne</w:t>
-            </w:r>
-          </w:p>
-        </w:tc>
-        <w:tc>
-          <w:tcPr>
-            <w:tcW w:type="dxa" w:w="1247"/>
-          </w:tcPr>
-          <w:p>
-            <w:r>
-              <w:rPr>
-                <w:b/>
-                <w:i w:val="0"/>
-                <w:sz w:val="16"/>
-              </w:rPr>
-              <w:t>S02</w:t>
-              <w:br/>
-            </w:r>
-            <w:r>
-              <w:rPr>
-                <w:b w:val="0"/>
-                <w:i w:val="0"/>
-                <w:color w:val="64748B"/>
-                <w:sz w:val="14"/>
-              </w:rPr>
-              <w:t>Éducation</w:t>
-            </w:r>
-          </w:p>
-        </w:tc>
-        <w:tc>
-          <w:tcPr>
-            <w:tcW w:type="dxa" w:w="1531"/>
-          </w:tcPr>
-          <w:p>
-            <w:r>
-              <w:rPr>
-                <w:b/>
-                <w:i w:val="0"/>
-                <w:color w:val="16A34A"/>
-                <w:sz w:val="16"/>
-              </w:rPr>
-              <w:t>—</w:t>
-            </w:r>
-          </w:p>
-        </w:tc>
-        <w:tc>
-          <w:tcPr>
-            <w:tcW w:type="dxa" w:w="1191"/>
-          </w:tcPr>
-          <w:p>
-            <w:r>
-              <w:rPr>
-                <w:b w:val="0"/>
-                <w:i w:val="0"/>
-                <w:color w:val="64748B"/>
-                <w:sz w:val="16"/>
-              </w:rPr>
-              <w:t>GT-CQ</w:t>
-            </w:r>
-          </w:p>
-        </w:tc>
-        <w:tc>
-          <w:tcPr>
-            <w:tcW w:type="dxa" w:w="4706"/>
-          </w:tcPr>
-          <w:p>
-            <w:r>
-              <w:rPr>
-                <w:b w:val="0"/>
-                <w:i w:val="0"/>
-                <w:sz w:val="17"/>
-              </w:rPr>
-              <w:t>veuillez, s'il vous plait, confirmer les frais de scolarité ( 1000 FCFA) payée de HAWA DIA avec le QG ou apporter les corrections nécessaires.</w:t>
-            </w:r>
-          </w:p>
-        </w:tc>
-      </w:tr>
-      <w:tr>
-        <w:tc>
-          <w:tcPr>
-            <w:tcW w:type="dxa" w:w="964"/>
-          </w:tcPr>
-          <w:p>
-            <w:r>
-              <w:rPr>
-                <w:b/>
-                <w:i w:val="0"/>
-                <w:color w:val="EA580C"/>
-                <w:sz w:val="16"/>
-              </w:rPr>
-              <w:t>Moyenne</w:t>
-            </w:r>
-          </w:p>
-        </w:tc>
-        <w:tc>
-          <w:tcPr>
-            <w:tcW w:type="dxa" w:w="1247"/>
-          </w:tcPr>
-          <w:p>
-            <w:r>
-              <w:rPr>
-                <w:b/>
-                <w:i w:val="0"/>
-                <w:sz w:val="16"/>
-              </w:rPr>
-              <w:t>S02</w:t>
-              <w:br/>
-            </w:r>
-            <w:r>
-              <w:rPr>
-                <w:b w:val="0"/>
-                <w:i w:val="0"/>
-                <w:color w:val="64748B"/>
-                <w:sz w:val="14"/>
-              </w:rPr>
-              <w:t>Éducation</w:t>
-            </w:r>
-          </w:p>
-        </w:tc>
-        <w:tc>
-          <w:tcPr>
-            <w:tcW w:type="dxa" w:w="1531"/>
-          </w:tcPr>
-          <w:p>
-            <w:r>
-              <w:rPr>
-                <w:b/>
-                <w:i w:val="0"/>
-                <w:color w:val="16A34A"/>
-                <w:sz w:val="16"/>
-              </w:rPr>
-              <w:t>—</w:t>
-            </w:r>
-          </w:p>
-        </w:tc>
-        <w:tc>
-          <w:tcPr>
-            <w:tcW w:type="dxa" w:w="1191"/>
-          </w:tcPr>
-          <w:p>
-            <w:r>
-              <w:rPr>
-                <w:b w:val="0"/>
-                <w:i w:val="0"/>
-                <w:color w:val="64748B"/>
-                <w:sz w:val="16"/>
-              </w:rPr>
-              <w:t>GT-CQ</w:t>
-            </w:r>
-          </w:p>
-        </w:tc>
-        <w:tc>
-          <w:tcPr>
-            <w:tcW w:type="dxa" w:w="4706"/>
-          </w:tcPr>
-          <w:p>
-            <w:r>
-              <w:rPr>
-                <w:b w:val="0"/>
-                <w:i w:val="0"/>
-                <w:sz w:val="17"/>
-              </w:rPr>
-              <w:t>Le montant des frais de cantines ou de restauration (1350 FCFA) pour l'année scolaire de HAWA DIA qui fréquente 2ème année de Primaire  semble faible.</w:t>
-            </w:r>
-          </w:p>
-        </w:tc>
-      </w:tr>
-      <w:tr>
-        <w:tc>
-          <w:tcPr>
-            <w:tcW w:type="dxa" w:w="964"/>
-          </w:tcPr>
-          <w:p>
-            <w:r>
-              <w:rPr>
-                <w:b/>
-                <w:i w:val="0"/>
-                <w:color w:val="EA580C"/>
-                <w:sz w:val="16"/>
-              </w:rPr>
-              <w:t>Moyenne</w:t>
-            </w:r>
-          </w:p>
-        </w:tc>
-        <w:tc>
-          <w:tcPr>
-            <w:tcW w:type="dxa" w:w="1247"/>
-          </w:tcPr>
-          <w:p>
-            <w:r>
-              <w:rPr>
-                <w:b/>
-                <w:i w:val="0"/>
-                <w:sz w:val="16"/>
-              </w:rPr>
-              <w:t>S02</w:t>
-              <w:br/>
-            </w:r>
-            <w:r>
-              <w:rPr>
-                <w:b w:val="0"/>
-                <w:i w:val="0"/>
-                <w:color w:val="64748B"/>
-                <w:sz w:val="14"/>
-              </w:rPr>
-              <w:t>Éducation</w:t>
-            </w:r>
-          </w:p>
-        </w:tc>
-        <w:tc>
-          <w:tcPr>
-            <w:tcW w:type="dxa" w:w="1531"/>
-          </w:tcPr>
-          <w:p>
-            <w:r>
-              <w:rPr>
-                <w:b/>
-                <w:i w:val="0"/>
-                <w:color w:val="16A34A"/>
-                <w:sz w:val="16"/>
-              </w:rPr>
-              <w:t>—</w:t>
-            </w:r>
-          </w:p>
-        </w:tc>
-        <w:tc>
-          <w:tcPr>
-            <w:tcW w:type="dxa" w:w="1191"/>
-          </w:tcPr>
-          <w:p>
-            <w:r>
-              <w:rPr>
-                <w:b w:val="0"/>
-                <w:i w:val="0"/>
-                <w:color w:val="64748B"/>
-                <w:sz w:val="16"/>
-              </w:rPr>
-              <w:t>GT-CQ</w:t>
-            </w:r>
-          </w:p>
-        </w:tc>
-        <w:tc>
-          <w:tcPr>
-            <w:tcW w:type="dxa" w:w="4706"/>
-          </w:tcPr>
-          <w:p>
-            <w:r>
-              <w:rPr>
-                <w:b w:val="0"/>
-                <w:i w:val="0"/>
-                <w:sz w:val="17"/>
-              </w:rPr>
-              <w:t>veuillez, s'il vous plait, confirmer les frais de scolarité ( 2000 FCFA) payée de MARIAME DIA avec le QG ou apporter les corrections nécessaires.</w:t>
-            </w:r>
-          </w:p>
-        </w:tc>
-      </w:tr>
-      <w:tr>
-        <w:tc>
-          <w:tcPr>
-            <w:tcW w:type="dxa" w:w="964"/>
-          </w:tcPr>
-          <w:p>
-            <w:r>
-              <w:rPr>
-                <w:b/>
-                <w:i w:val="0"/>
-                <w:color w:val="EA580C"/>
-                <w:sz w:val="16"/>
-              </w:rPr>
-              <w:t>Moyenne</w:t>
-            </w:r>
-          </w:p>
-        </w:tc>
-        <w:tc>
-          <w:tcPr>
-            <w:tcW w:type="dxa" w:w="1247"/>
-          </w:tcPr>
-          <w:p>
-            <w:r>
-              <w:rPr>
-                <w:b/>
-                <w:i w:val="0"/>
-                <w:sz w:val="16"/>
-              </w:rPr>
-              <w:t>S02</w:t>
-              <w:br/>
-            </w:r>
-            <w:r>
-              <w:rPr>
-                <w:b w:val="0"/>
-                <w:i w:val="0"/>
-                <w:color w:val="64748B"/>
-                <w:sz w:val="14"/>
-              </w:rPr>
-              <w:t>Éducation</w:t>
-            </w:r>
-          </w:p>
-        </w:tc>
-        <w:tc>
-          <w:tcPr>
-            <w:tcW w:type="dxa" w:w="1531"/>
-          </w:tcPr>
-          <w:p>
-            <w:r>
-              <w:rPr>
-                <w:b/>
-                <w:i w:val="0"/>
-                <w:color w:val="16A34A"/>
-                <w:sz w:val="16"/>
-              </w:rPr>
-              <w:t>—</w:t>
-            </w:r>
-          </w:p>
-        </w:tc>
-        <w:tc>
-          <w:tcPr>
-            <w:tcW w:type="dxa" w:w="1191"/>
-          </w:tcPr>
-          <w:p>
-            <w:r>
-              <w:rPr>
-                <w:b w:val="0"/>
-                <w:i w:val="0"/>
-                <w:color w:val="64748B"/>
-                <w:sz w:val="16"/>
-              </w:rPr>
-              <w:t>GT-CQ</w:t>
-            </w:r>
-          </w:p>
-        </w:tc>
-        <w:tc>
-          <w:tcPr>
-            <w:tcW w:type="dxa" w:w="4706"/>
-          </w:tcPr>
-          <w:p>
-            <w:r>
-              <w:rPr>
-                <w:b w:val="0"/>
-                <w:i w:val="0"/>
-                <w:sz w:val="17"/>
-              </w:rPr>
               <w:t>Le montant des frais de cantines ou de restauration (1350 FCFA) pour l'année scolaire de MARIAME DIA qui fréquente 6ème année de Primaire  semble faible.</w:t>
-            </w:r>
-          </w:p>
-        </w:tc>
-      </w:tr>
-      <w:tr>
-        <w:tc>
-          <w:tcPr>
-            <w:tcW w:type="dxa" w:w="964"/>
-          </w:tcPr>
-          <w:p>
-            <w:r>
-              <w:rPr>
-                <w:b/>
-                <w:i w:val="0"/>
-                <w:color w:val="EA580C"/>
-                <w:sz w:val="16"/>
-              </w:rPr>
-              <w:t>Moyenne</w:t>
-            </w:r>
-          </w:p>
-        </w:tc>
-        <w:tc>
-          <w:tcPr>
-            <w:tcW w:type="dxa" w:w="1247"/>
-          </w:tcPr>
-          <w:p>
-            <w:r>
-              <w:rPr>
-                <w:b/>
-                <w:i w:val="0"/>
-                <w:sz w:val="16"/>
-              </w:rPr>
-              <w:t>S02</w:t>
-              <w:br/>
-            </w:r>
-            <w:r>
-              <w:rPr>
-                <w:b w:val="0"/>
-                <w:i w:val="0"/>
-                <w:color w:val="64748B"/>
-                <w:sz w:val="14"/>
-              </w:rPr>
-              <w:t>Éducation</w:t>
-            </w:r>
-          </w:p>
-        </w:tc>
-        <w:tc>
-          <w:tcPr>
-            <w:tcW w:type="dxa" w:w="1531"/>
-          </w:tcPr>
-          <w:p>
-            <w:r>
-              <w:rPr>
-                <w:b/>
-                <w:i w:val="0"/>
-                <w:color w:val="16A34A"/>
-                <w:sz w:val="16"/>
-              </w:rPr>
-              <w:t>—</w:t>
-            </w:r>
-          </w:p>
-        </w:tc>
-        <w:tc>
-          <w:tcPr>
-            <w:tcW w:type="dxa" w:w="1191"/>
-          </w:tcPr>
-          <w:p>
-            <w:r>
-              <w:rPr>
-                <w:b w:val="0"/>
-                <w:i w:val="0"/>
-                <w:color w:val="64748B"/>
-                <w:sz w:val="16"/>
-              </w:rPr>
-              <w:t>GT-CQ</w:t>
-            </w:r>
-          </w:p>
-        </w:tc>
-        <w:tc>
-          <w:tcPr>
-            <w:tcW w:type="dxa" w:w="4706"/>
-          </w:tcPr>
-          <w:p>
-            <w:r>
-              <w:rPr>
-                <w:b w:val="0"/>
-                <w:i w:val="0"/>
-                <w:sz w:val="17"/>
-              </w:rPr>
-              <w:t>Merci de bien vouloir changé 2.04 en OUI et renseigné toutes les autres informations qui concerne AMADOU HAMADY DIA .</w:t>
-            </w:r>
-          </w:p>
-        </w:tc>
-      </w:tr>
-      <w:tr>
-        <w:tc>
-          <w:tcPr>
-            <w:tcW w:type="dxa" w:w="964"/>
-          </w:tcPr>
-          <w:p>
-            <w:r>
-              <w:rPr>
-                <w:b/>
-                <w:i w:val="0"/>
-                <w:color w:val="EA580C"/>
-                <w:sz w:val="16"/>
-              </w:rPr>
-              <w:t>Moyenne</w:t>
-            </w:r>
-          </w:p>
-        </w:tc>
-        <w:tc>
-          <w:tcPr>
-            <w:tcW w:type="dxa" w:w="1247"/>
-          </w:tcPr>
-          <w:p>
-            <w:r>
-              <w:rPr>
-                <w:b/>
-                <w:i w:val="0"/>
-                <w:sz w:val="16"/>
-              </w:rPr>
-              <w:t>S02</w:t>
-              <w:br/>
-            </w:r>
-            <w:r>
-              <w:rPr>
-                <w:b w:val="0"/>
-                <w:i w:val="0"/>
-                <w:color w:val="64748B"/>
-                <w:sz w:val="14"/>
-              </w:rPr>
-              <w:t>Éducation</w:t>
-            </w:r>
-          </w:p>
-        </w:tc>
-        <w:tc>
-          <w:tcPr>
-            <w:tcW w:type="dxa" w:w="1531"/>
-          </w:tcPr>
-          <w:p>
-            <w:r>
-              <w:rPr>
-                <w:b/>
-                <w:i w:val="0"/>
-                <w:color w:val="16A34A"/>
-                <w:sz w:val="16"/>
-              </w:rPr>
-              <w:t>—</w:t>
-            </w:r>
-          </w:p>
-        </w:tc>
-        <w:tc>
-          <w:tcPr>
-            <w:tcW w:type="dxa" w:w="1191"/>
-          </w:tcPr>
-          <w:p>
-            <w:r>
-              <w:rPr>
-                <w:b w:val="0"/>
-                <w:i w:val="0"/>
-                <w:color w:val="64748B"/>
-                <w:sz w:val="16"/>
-              </w:rPr>
-              <w:t>GT-CQ</w:t>
-            </w:r>
-          </w:p>
-        </w:tc>
-        <w:tc>
-          <w:tcPr>
-            <w:tcW w:type="dxa" w:w="4706"/>
-          </w:tcPr>
-          <w:p>
-            <w:r>
-              <w:rPr>
-                <w:b w:val="0"/>
-                <w:i w:val="0"/>
-                <w:sz w:val="17"/>
-              </w:rPr>
-              <w:t>Merci de bien vouloir changé 2.04 en OUI et renseigné toutes les autres informations qui concerne MAIMOUNA  BARRY .</w:t>
-            </w:r>
-          </w:p>
-        </w:tc>
-      </w:tr>
-      <w:tr>
-        <w:tc>
-          <w:tcPr>
-            <w:tcW w:type="dxa" w:w="964"/>
-          </w:tcPr>
-          <w:p>
-            <w:r>
-              <w:rPr>
-                <w:b/>
-                <w:i w:val="0"/>
-                <w:color w:val="EA580C"/>
-                <w:sz w:val="16"/>
-              </w:rPr>
-              <w:t>Moyenne</w:t>
-            </w:r>
-          </w:p>
-        </w:tc>
-        <w:tc>
-          <w:tcPr>
-            <w:tcW w:type="dxa" w:w="1247"/>
-          </w:tcPr>
-          <w:p>
-            <w:r>
-              <w:rPr>
-                <w:b/>
-                <w:i w:val="0"/>
-                <w:sz w:val="16"/>
-              </w:rPr>
-              <w:t>S02</w:t>
-              <w:br/>
-            </w:r>
-            <w:r>
-              <w:rPr>
-                <w:b w:val="0"/>
-                <w:i w:val="0"/>
-                <w:color w:val="64748B"/>
-                <w:sz w:val="14"/>
-              </w:rPr>
-              <w:t>Éducation</w:t>
-            </w:r>
-          </w:p>
-        </w:tc>
-        <w:tc>
-          <w:tcPr>
-            <w:tcW w:type="dxa" w:w="1531"/>
-          </w:tcPr>
-          <w:p>
-            <w:r>
-              <w:rPr>
-                <w:b/>
-                <w:i w:val="0"/>
-                <w:color w:val="16A34A"/>
-                <w:sz w:val="16"/>
-              </w:rPr>
-              <w:t>—</w:t>
-            </w:r>
-          </w:p>
-        </w:tc>
-        <w:tc>
-          <w:tcPr>
-            <w:tcW w:type="dxa" w:w="1191"/>
-          </w:tcPr>
-          <w:p>
-            <w:r>
-              <w:rPr>
-                <w:b w:val="0"/>
-                <w:i w:val="0"/>
-                <w:color w:val="64748B"/>
-                <w:sz w:val="16"/>
-              </w:rPr>
-              <w:t>GT-CQ</w:t>
-            </w:r>
-          </w:p>
-        </w:tc>
-        <w:tc>
-          <w:tcPr>
-            <w:tcW w:type="dxa" w:w="4706"/>
-          </w:tcPr>
-          <w:p>
-            <w:r>
-              <w:rPr>
-                <w:b w:val="0"/>
-                <w:i w:val="0"/>
-                <w:sz w:val="17"/>
-              </w:rPr>
-              <w:t>Merci de bien vouloir changé 2.04 en OUI et renseigné toutes les autres informations qui concerne MAIMOUNA AMADOU DIALLO .</w:t>
-            </w:r>
-          </w:p>
-        </w:tc>
-      </w:tr>
-      <w:tr>
-        <w:tc>
-          <w:tcPr>
-            <w:tcW w:type="dxa" w:w="964"/>
-          </w:tcPr>
-          <w:p>
-            <w:r>
-              <w:rPr>
-                <w:b/>
-                <w:i w:val="0"/>
-                <w:color w:val="EA580C"/>
-                <w:sz w:val="16"/>
-              </w:rPr>
-              <w:t>Moyenne</w:t>
-            </w:r>
-          </w:p>
-        </w:tc>
-        <w:tc>
-          <w:tcPr>
-            <w:tcW w:type="dxa" w:w="1247"/>
-          </w:tcPr>
-          <w:p>
-            <w:r>
-              <w:rPr>
-                <w:b/>
-                <w:i w:val="0"/>
-                <w:sz w:val="16"/>
-              </w:rPr>
-              <w:t>S02</w:t>
-              <w:br/>
-            </w:r>
-            <w:r>
-              <w:rPr>
-                <w:b w:val="0"/>
-                <w:i w:val="0"/>
-                <w:color w:val="64748B"/>
-                <w:sz w:val="14"/>
-              </w:rPr>
-              <w:t>Éducation</w:t>
-            </w:r>
-          </w:p>
-        </w:tc>
-        <w:tc>
-          <w:tcPr>
-            <w:tcW w:type="dxa" w:w="1531"/>
-          </w:tcPr>
-          <w:p>
-            <w:r>
-              <w:rPr>
-                <w:b/>
-                <w:i w:val="0"/>
-                <w:color w:val="16A34A"/>
-                <w:sz w:val="16"/>
-              </w:rPr>
-              <w:t>—</w:t>
-            </w:r>
-          </w:p>
-        </w:tc>
-        <w:tc>
-          <w:tcPr>
-            <w:tcW w:type="dxa" w:w="1191"/>
-          </w:tcPr>
-          <w:p>
-            <w:r>
-              <w:rPr>
-                <w:b w:val="0"/>
-                <w:i w:val="0"/>
-                <w:color w:val="64748B"/>
-                <w:sz w:val="16"/>
-              </w:rPr>
-              <w:t>GT-CQ</w:t>
-            </w:r>
-          </w:p>
-        </w:tc>
-        <w:tc>
-          <w:tcPr>
-            <w:tcW w:type="dxa" w:w="4706"/>
-          </w:tcPr>
-          <w:p>
-            <w:r>
-              <w:rPr>
-                <w:b w:val="0"/>
-                <w:i w:val="0"/>
-                <w:sz w:val="17"/>
-              </w:rPr>
-              <w:t>Merci de bien vouloir changé 2.04 en OUI et renseigné toutes les autres informations qui concerne ROUGUI ADAMA DIALLO .</w:t>
-            </w:r>
-          </w:p>
-        </w:tc>
-      </w:tr>
-      <w:tr>
-        <w:tc>
-          <w:tcPr>
-            <w:tcW w:type="dxa" w:w="964"/>
-          </w:tcPr>
-          <w:p>
-            <w:r>
-              <w:rPr>
-                <w:b/>
-                <w:i w:val="0"/>
-                <w:color w:val="EA580C"/>
-                <w:sz w:val="16"/>
-              </w:rPr>
-              <w:t>Moyenne</w:t>
-            </w:r>
-          </w:p>
-        </w:tc>
-        <w:tc>
-          <w:tcPr>
-            <w:tcW w:type="dxa" w:w="1247"/>
-          </w:tcPr>
-          <w:p>
-            <w:r>
-              <w:rPr>
-                <w:b/>
-                <w:i w:val="0"/>
-                <w:sz w:val="16"/>
-              </w:rPr>
-              <w:t>S02</w:t>
-              <w:br/>
-            </w:r>
-            <w:r>
-              <w:rPr>
-                <w:b w:val="0"/>
-                <w:i w:val="0"/>
-                <w:color w:val="64748B"/>
-                <w:sz w:val="14"/>
-              </w:rPr>
-              <w:t>Éducation</w:t>
-            </w:r>
-          </w:p>
-        </w:tc>
-        <w:tc>
-          <w:tcPr>
-            <w:tcW w:type="dxa" w:w="1531"/>
-          </w:tcPr>
-          <w:p>
-            <w:r>
-              <w:rPr>
-                <w:b/>
-                <w:i w:val="0"/>
-                <w:color w:val="16A34A"/>
-                <w:sz w:val="16"/>
-              </w:rPr>
-              <w:t>—</w:t>
-            </w:r>
-          </w:p>
-        </w:tc>
-        <w:tc>
-          <w:tcPr>
-            <w:tcW w:type="dxa" w:w="1191"/>
-          </w:tcPr>
-          <w:p>
-            <w:r>
-              <w:rPr>
-                <w:b w:val="0"/>
-                <w:i w:val="0"/>
-                <w:color w:val="64748B"/>
-                <w:sz w:val="16"/>
-              </w:rPr>
-              <w:t>GT-CQ</w:t>
-            </w:r>
-          </w:p>
-        </w:tc>
-        <w:tc>
-          <w:tcPr>
-            <w:tcW w:type="dxa" w:w="4706"/>
-          </w:tcPr>
-          <w:p>
-            <w:r>
-              <w:rPr>
-                <w:b w:val="0"/>
-                <w:i w:val="0"/>
-                <w:sz w:val="17"/>
-              </w:rPr>
-              <w:t>Merci de bien vouloir changé 2.04 en OUI et renseigné toutes les autres informations qui concerne SAMBA HAMADI DIA .</w:t>
-            </w:r>
-          </w:p>
-        </w:tc>
-      </w:tr>
-      <w:tr>
-        <w:tc>
-          <w:tcPr>
-            <w:tcW w:type="dxa" w:w="964"/>
-          </w:tcPr>
-          <w:p>
-            <w:r>
-              <w:rPr>
-                <w:b/>
-                <w:i w:val="0"/>
-                <w:color w:val="EA580C"/>
-                <w:sz w:val="16"/>
-              </w:rPr>
-              <w:t>Moyenne</w:t>
-            </w:r>
-          </w:p>
-        </w:tc>
-        <w:tc>
-          <w:tcPr>
-            <w:tcW w:type="dxa" w:w="1247"/>
-          </w:tcPr>
-          <w:p>
-            <w:r>
-              <w:rPr>
-                <w:b/>
-                <w:i w:val="0"/>
-                <w:sz w:val="16"/>
-              </w:rPr>
-              <w:t>S02</w:t>
-              <w:br/>
-            </w:r>
-            <w:r>
-              <w:rPr>
-                <w:b w:val="0"/>
-                <w:i w:val="0"/>
-                <w:color w:val="64748B"/>
-                <w:sz w:val="14"/>
-              </w:rPr>
-              <w:t>Éducation</w:t>
-            </w:r>
-          </w:p>
-        </w:tc>
-        <w:tc>
-          <w:tcPr>
-            <w:tcW w:type="dxa" w:w="1531"/>
-          </w:tcPr>
-          <w:p>
-            <w:r>
-              <w:rPr>
-                <w:b/>
-                <w:i w:val="0"/>
-                <w:color w:val="16A34A"/>
-                <w:sz w:val="16"/>
-              </w:rPr>
-              <w:t>s01q23, s01q00b, s01q23_autre</w:t>
-            </w:r>
-          </w:p>
-        </w:tc>
-        <w:tc>
-          <w:tcPr>
-            <w:tcW w:type="dxa" w:w="1191"/>
-          </w:tcPr>
-          <w:p>
-            <w:r>
-              <w:rPr>
-                <w:b w:val="0"/>
-                <w:i w:val="0"/>
-                <w:color w:val="64748B"/>
-                <w:sz w:val="16"/>
-              </w:rPr>
-              <w:t>GT-CQ</w:t>
-            </w:r>
-          </w:p>
-        </w:tc>
-        <w:tc>
-          <w:tcPr>
-            <w:tcW w:type="dxa" w:w="4706"/>
-          </w:tcPr>
-          <w:p>
-            <w:r>
-              <w:rPr>
-                <w:b w:val="0"/>
-                <w:i w:val="0"/>
-                <w:sz w:val="17"/>
-              </w:rPr>
-              <w:t>La raison principale que AMADOU SAMBA DIA n'a pas fait des études dans une école formelle est PAS ENCORE et semble exister dans les modalités, prière de prendre attache avec le QG pour plus d'explication afin de la classer bien.</w:t>
-            </w:r>
-          </w:p>
-        </w:tc>
-      </w:tr>
-      <w:tr>
-        <w:tc>
-          <w:tcPr>
-            <w:tcW w:type="dxa" w:w="964"/>
-          </w:tcPr>
-          <w:p>
-            <w:r>
-              <w:rPr>
-                <w:b/>
-                <w:i w:val="0"/>
-                <w:color w:val="EA580C"/>
-                <w:sz w:val="16"/>
-              </w:rPr>
-              <w:t>Moyenne</w:t>
-            </w:r>
-          </w:p>
-        </w:tc>
-        <w:tc>
-          <w:tcPr>
-            <w:tcW w:type="dxa" w:w="1247"/>
-          </w:tcPr>
-          <w:p>
-            <w:r>
-              <w:rPr>
-                <w:b/>
-                <w:i w:val="0"/>
-                <w:sz w:val="16"/>
-              </w:rPr>
-              <w:t>S02</w:t>
-              <w:br/>
-            </w:r>
-            <w:r>
-              <w:rPr>
-                <w:b w:val="0"/>
-                <w:i w:val="0"/>
-                <w:color w:val="64748B"/>
-                <w:sz w:val="14"/>
-              </w:rPr>
-              <w:t>Éducation</w:t>
-            </w:r>
-          </w:p>
-        </w:tc>
-        <w:tc>
-          <w:tcPr>
-            <w:tcW w:type="dxa" w:w="1531"/>
-          </w:tcPr>
-          <w:p>
-            <w:r>
-              <w:rPr>
-                <w:b/>
-                <w:i w:val="0"/>
-                <w:color w:val="16A34A"/>
-                <w:sz w:val="16"/>
-              </w:rPr>
-              <w:t>s01q23, s01q00b, s01q23_autre</w:t>
-            </w:r>
-          </w:p>
-        </w:tc>
-        <w:tc>
-          <w:tcPr>
-            <w:tcW w:type="dxa" w:w="1191"/>
-          </w:tcPr>
-          <w:p>
-            <w:r>
-              <w:rPr>
-                <w:b w:val="0"/>
-                <w:i w:val="0"/>
-                <w:color w:val="64748B"/>
-                <w:sz w:val="16"/>
-              </w:rPr>
-              <w:t>GT-CQ</w:t>
-            </w:r>
-          </w:p>
-        </w:tc>
-        <w:tc>
-          <w:tcPr>
-            <w:tcW w:type="dxa" w:w="4706"/>
-          </w:tcPr>
-          <w:p>
-            <w:r>
-              <w:rPr>
-                <w:b w:val="0"/>
-                <w:i w:val="0"/>
-                <w:sz w:val="17"/>
-              </w:rPr>
-              <w:t>La raison principale que IBRAHIMA DIA n'a pas fait des études dans une école formelle est PAS ENCORE et semble exister dans les modalités, prière de prendre attache avec le QG pour plus d'explication afin de la classer bien.</w:t>
             </w:r>
           </w:p>
         </w:tc>
